--- a/2026C_formal/deliver/问题三对应的代码与说明/问题三_代码说明.docx
+++ b/2026C_formal/deliver/问题三对应的代码与说明/问题三_代码说明.docx
@@ -8,7 +8,8 @@
       </w:pPr>
       <w:r>
         <w:rPr>
-          <w:rFonts w:ascii="Times New Roman" w:hAnsi="Times New Roman" w:eastAsia="黑体"/>
+          <w:rFonts w:ascii="宋体" w:hAnsi="宋体" w:eastAsia="宋体" w:cs="宋体"/>
+          <w:color w:val="000000"/>
         </w:rPr>
         <w:t>问题三_代码说明</w:t>
       </w:r>
@@ -19,14 +20,20 @@
       </w:pPr>
       <w:r>
         <w:rPr>
-          <w:rFonts w:ascii="Times New Roman" w:hAnsi="Times New Roman" w:eastAsia="黑体"/>
+          <w:rFonts w:ascii="宋体" w:hAnsi="宋体" w:eastAsia="宋体" w:cs="宋体"/>
+          <w:color w:val="000000"/>
         </w:rPr>
         <w:t>算的是什么</w:t>
       </w:r>
     </w:p>
     <w:p>
+      <w:pPr/>
       <w:r>
-        <w:t>本程序解决题目第三问：题目除零时外，还在六时、十二时、十八时各发布一次未来 24 小时的光伏预报。程序在保持负荷预测不变的前提下，用每次最新发布的光伏预报重新优化尚未执行时段的购电计划，并比较"只用零时预报"到"四个时点全用"四种方案的优劣。</w:t>
+        <w:rPr>
+          <w:rFonts w:ascii="宋体" w:hAnsi="宋体" w:eastAsia="宋体" w:cs="宋体"/>
+          <w:color w:val="000000"/>
+        </w:rPr>
+        <w:t>本程序解决题目第三问：题目除零时外，还在六时、十二时、十八时各发布一次未来24小时的光伏预报。程序在保持负荷预测不变的前提下，用每次最新发布的光伏预报重新优化尚未执行时段的购电计划，并比较"只用零时预报"到"四个时点全用"四种方案的优劣。</w:t>
       </w:r>
     </w:p>
     <w:p>
@@ -35,14 +42,20 @@
       </w:pPr>
       <w:r>
         <w:rPr>
-          <w:rFonts w:ascii="Times New Roman" w:hAnsi="Times New Roman" w:eastAsia="黑体"/>
+          <w:rFonts w:ascii="宋体" w:hAnsi="宋体" w:eastAsia="宋体" w:cs="宋体"/>
+          <w:color w:val="000000"/>
         </w:rPr>
         <w:t>按什么思路实现</w:t>
       </w:r>
     </w:p>
     <w:p>
+      <w:pPr/>
       <w:r>
-        <w:t>沿用第二问的随机优化框架，把当天近端 24 小时的光伏中心预测换成题目最新发布的那一版预报，24 小时以外仍用自建预测。每到一个更新时点，先执行已过去时段的计划并把实际储能电量带入下一阶段，再重新抽取情景、重新求解、只调整尚未执行的时段。最终生效的购电计划按时间片拼接，调整费用统一相对于当天零时原计划结算一次：调增部分按交易电价的 1.5 倍、调减部分按 0.5 倍。四种方案各自独立跑完一整年，互不共用储能轨迹。</w:t>
+        <w:rPr>
+          <w:rFonts w:ascii="宋体" w:hAnsi="宋体" w:eastAsia="宋体" w:cs="宋体"/>
+          <w:color w:val="000000"/>
+        </w:rPr>
+        <w:t>沿用第二问的随机优化框架，把当天近端24小时的光伏中心预测换成题目最新发布的那一版预报，24小时以外仍用自建预测。每到一个更新时点，先执行已过去时段的计划并把实际储能电量带入下一阶段，再重新抽取情景、重新求解、只调整尚未执行的时段。最终生效的购电计划按时间片拼接，调整费用统一相对于当天零时原计划结算一次：调增部分按交易电价的1.5倍、调减部分按0.5倍。四种方案各自独立跑完一整年，互不共用储能轨迹。</w:t>
       </w:r>
     </w:p>
     <w:p>
@@ -51,23 +64,39 @@
       </w:pPr>
       <w:r>
         <w:rPr>
-          <w:rFonts w:ascii="Times New Roman" w:hAnsi="Times New Roman" w:eastAsia="黑体"/>
+          <w:rFonts w:ascii="宋体" w:hAnsi="宋体" w:eastAsia="宋体" w:cs="宋体"/>
+          <w:color w:val="000000"/>
         </w:rPr>
         <w:t>得到什么结果</w:t>
       </w:r>
     </w:p>
     <w:p>
+      <w:pPr/>
       <w:r>
-        <w:t>报送窗口内四种方案的购电总费用分别为：只用零时预报 15644696.18 元、加用六时预报 15579634.76 元、加用十二时预报 15011622.48 元、四个时点全用 14485230.30 元。</w:t>
+        <w:rPr>
+          <w:rFonts w:ascii="宋体" w:hAnsi="宋体" w:eastAsia="宋体" w:cs="宋体"/>
+          <w:color w:val="000000"/>
+        </w:rPr>
+        <w:t>报送窗口内四种方案的购电总费用分别为：只用零时预报15644696.18元、加用六时预报15579634.76元、加用十二时预报15011622.48元、四个时点全用14485230.30元。</w:t>
       </w:r>
     </w:p>
     <w:p>
+      <w:pPr/>
       <w:r>
-        <w:t>费用随预报时点增加而单调下降：加入六时预报的边际收益 65061.43 元、加入十二时 568012.28 元、加入十八时 526392.18 元。说明确实有必要引入其他时刻的光伏预报，但边际收益并不递增。</w:t>
+        <w:rPr>
+          <w:rFonts w:ascii="宋体" w:hAnsi="宋体" w:eastAsia="宋体" w:cs="宋体"/>
+          <w:color w:val="000000"/>
+        </w:rPr>
+        <w:t>费用随预报时点增加而单调下降：加入六时预报的边际收益65061.43元、加入十二时568012.28元、加入十八时526392.18元。说明确实有必要引入其他时刻的光伏预报，但边际收益并不递增。</w:t>
       </w:r>
     </w:p>
     <w:p>
+      <w:pPr/>
       <w:r>
+        <w:rPr>
+          <w:rFonts w:ascii="宋体" w:hAnsi="宋体" w:eastAsia="宋体" w:cs="宋体"/>
+          <w:color w:val="000000"/>
+        </w:rPr>
         <w:t>程序对四个题目指定日期给出零时原始计划、四阶段拼接后的最终生效购电量、逐时段紧急购电与储能轨迹，并按题目模板组织成结果表。</w:t>
       </w:r>
     </w:p>
@@ -289,10 +318,11 @@
   <w:docDefaults>
     <w:rPrDefault>
       <w:rPr>
-        <w:rFonts w:asciiTheme="minorHAnsi" w:eastAsiaTheme="minorEastAsia" w:hAnsiTheme="minorHAnsi" w:cstheme="minorBidi"/>
+        <w:rFonts w:asciiTheme="minorHAnsi" w:eastAsiaTheme="minorEastAsia" w:hAnsiTheme="minorHAnsi" w:cstheme="minorBidi" w:ascii="宋体" w:hAnsi="宋体" w:eastAsia="宋体" w:cs="宋体"/>
         <w:sz w:val="22"/>
         <w:szCs w:val="22"/>
         <w:lang w:val="en-US" w:eastAsia="en-US" w:bidi="ar-SA"/>
+        <w:color w:val="000000"/>
       </w:rPr>
     </w:rPrDefault>
     <w:pPrDefault>
@@ -445,7 +475,8 @@
     <w:qFormat/>
     <w:rsid w:val="00FC693F"/>
     <w:rPr>
-      <w:rFonts w:ascii="Times New Roman" w:hAnsi="Times New Roman" w:eastAsia="宋体"/>
+      <w:rFonts w:ascii="宋体" w:hAnsi="宋体" w:eastAsia="宋体" w:cs="宋体"/>
+      <w:color w:val="000000"/>
       <w:sz w:val="24"/>
     </w:rPr>
   </w:style>
@@ -508,10 +539,10 @@
       <w:outlineLvl w:val="0"/>
     </w:pPr>
     <w:rPr>
-      <w:rFonts w:asciiTheme="majorHAnsi" w:eastAsiaTheme="majorEastAsia" w:hAnsiTheme="majorHAnsi" w:cstheme="majorBidi"/>
+      <w:rFonts w:asciiTheme="majorHAnsi" w:eastAsiaTheme="majorEastAsia" w:hAnsiTheme="majorHAnsi" w:cstheme="majorBidi" w:ascii="宋体" w:hAnsi="宋体" w:eastAsia="宋体" w:cs="宋体"/>
       <w:b/>
       <w:bCs/>
-      <w:color w:val="365F91" w:themeColor="accent1" w:themeShade="BF"/>
+      <w:color w:val="000000"/>
       <w:sz w:val="28"/>
       <w:szCs w:val="28"/>
     </w:rPr>
@@ -532,10 +563,10 @@
       <w:outlineLvl w:val="1"/>
     </w:pPr>
     <w:rPr>
-      <w:rFonts w:asciiTheme="majorHAnsi" w:eastAsiaTheme="majorEastAsia" w:hAnsiTheme="majorHAnsi" w:cstheme="majorBidi"/>
+      <w:rFonts w:asciiTheme="majorHAnsi" w:eastAsiaTheme="majorEastAsia" w:hAnsiTheme="majorHAnsi" w:cstheme="majorBidi" w:ascii="宋体" w:hAnsi="宋体" w:eastAsia="宋体" w:cs="宋体"/>
       <w:b/>
       <w:bCs/>
-      <w:color w:val="4F81BD" w:themeColor="accent1"/>
+      <w:color w:val="000000"/>
       <w:sz w:val="26"/>
       <w:szCs w:val="26"/>
     </w:rPr>
@@ -556,10 +587,10 @@
       <w:outlineLvl w:val="2"/>
     </w:pPr>
     <w:rPr>
-      <w:rFonts w:asciiTheme="majorHAnsi" w:eastAsiaTheme="majorEastAsia" w:hAnsiTheme="majorHAnsi" w:cstheme="majorBidi"/>
+      <w:rFonts w:asciiTheme="majorHAnsi" w:eastAsiaTheme="majorEastAsia" w:hAnsiTheme="majorHAnsi" w:cstheme="majorBidi" w:ascii="宋体" w:hAnsi="宋体" w:eastAsia="宋体" w:cs="宋体"/>
       <w:b/>
       <w:bCs/>
-      <w:color w:val="4F81BD" w:themeColor="accent1"/>
+      <w:color w:val="000000"/>
     </w:rPr>
   </w:style>
   <w:style w:type="paragraph" w:styleId="Heading4">
@@ -579,12 +610,12 @@
       <w:outlineLvl w:val="3"/>
     </w:pPr>
     <w:rPr>
-      <w:rFonts w:asciiTheme="majorHAnsi" w:eastAsiaTheme="majorEastAsia" w:hAnsiTheme="majorHAnsi" w:cstheme="majorBidi"/>
+      <w:rFonts w:asciiTheme="majorHAnsi" w:eastAsiaTheme="majorEastAsia" w:hAnsiTheme="majorHAnsi" w:cstheme="majorBidi" w:ascii="宋体" w:hAnsi="宋体" w:eastAsia="宋体" w:cs="宋体"/>
       <w:b/>
       <w:bCs/>
       <w:i/>
       <w:iCs/>
-      <w:color w:val="4F81BD" w:themeColor="accent1"/>
+      <w:color w:val="000000"/>
     </w:rPr>
   </w:style>
   <w:style w:type="paragraph" w:styleId="Heading5">
@@ -604,8 +635,8 @@
       <w:outlineLvl w:val="4"/>
     </w:pPr>
     <w:rPr>
-      <w:rFonts w:asciiTheme="majorHAnsi" w:eastAsiaTheme="majorEastAsia" w:hAnsiTheme="majorHAnsi" w:cstheme="majorBidi"/>
-      <w:color w:val="243F60" w:themeColor="accent1" w:themeShade="7F"/>
+      <w:rFonts w:asciiTheme="majorHAnsi" w:eastAsiaTheme="majorEastAsia" w:hAnsiTheme="majorHAnsi" w:cstheme="majorBidi" w:ascii="宋体" w:hAnsi="宋体" w:eastAsia="宋体" w:cs="宋体"/>
+      <w:color w:val="000000"/>
     </w:rPr>
   </w:style>
   <w:style w:type="paragraph" w:styleId="Heading6">
@@ -625,10 +656,10 @@
       <w:outlineLvl w:val="5"/>
     </w:pPr>
     <w:rPr>
-      <w:rFonts w:asciiTheme="majorHAnsi" w:eastAsiaTheme="majorEastAsia" w:hAnsiTheme="majorHAnsi" w:cstheme="majorBidi"/>
+      <w:rFonts w:asciiTheme="majorHAnsi" w:eastAsiaTheme="majorEastAsia" w:hAnsiTheme="majorHAnsi" w:cstheme="majorBidi" w:ascii="宋体" w:hAnsi="宋体" w:eastAsia="宋体" w:cs="宋体"/>
       <w:i/>
       <w:iCs/>
-      <w:color w:val="243F60" w:themeColor="accent1" w:themeShade="7F"/>
+      <w:color w:val="000000"/>
     </w:rPr>
   </w:style>
   <w:style w:type="paragraph" w:styleId="Heading7">
@@ -648,10 +679,10 @@
       <w:outlineLvl w:val="6"/>
     </w:pPr>
     <w:rPr>
-      <w:rFonts w:asciiTheme="majorHAnsi" w:eastAsiaTheme="majorEastAsia" w:hAnsiTheme="majorHAnsi" w:cstheme="majorBidi"/>
+      <w:rFonts w:asciiTheme="majorHAnsi" w:eastAsiaTheme="majorEastAsia" w:hAnsiTheme="majorHAnsi" w:cstheme="majorBidi" w:ascii="宋体" w:hAnsi="宋体" w:eastAsia="宋体" w:cs="宋体"/>
       <w:i/>
       <w:iCs/>
-      <w:color w:val="404040" w:themeColor="text1" w:themeTint="BF"/>
+      <w:color w:val="000000"/>
     </w:rPr>
   </w:style>
   <w:style w:type="paragraph" w:styleId="Heading8">
@@ -671,8 +702,8 @@
       <w:outlineLvl w:val="7"/>
     </w:pPr>
     <w:rPr>
-      <w:rFonts w:asciiTheme="majorHAnsi" w:eastAsiaTheme="majorEastAsia" w:hAnsiTheme="majorHAnsi" w:cstheme="majorBidi"/>
-      <w:color w:val="4F81BD" w:themeColor="accent1"/>
+      <w:rFonts w:asciiTheme="majorHAnsi" w:eastAsiaTheme="majorEastAsia" w:hAnsiTheme="majorHAnsi" w:cstheme="majorBidi" w:ascii="宋体" w:hAnsi="宋体" w:eastAsia="宋体" w:cs="宋体"/>
+      <w:color w:val="000000"/>
       <w:sz w:val="20"/>
       <w:szCs w:val="20"/>
     </w:rPr>
@@ -694,10 +725,10 @@
       <w:outlineLvl w:val="8"/>
     </w:pPr>
     <w:rPr>
-      <w:rFonts w:asciiTheme="majorHAnsi" w:eastAsiaTheme="majorEastAsia" w:hAnsiTheme="majorHAnsi" w:cstheme="majorBidi"/>
+      <w:rFonts w:asciiTheme="majorHAnsi" w:eastAsiaTheme="majorEastAsia" w:hAnsiTheme="majorHAnsi" w:cstheme="majorBidi" w:ascii="宋体" w:hAnsi="宋体" w:eastAsia="宋体" w:cs="宋体"/>
       <w:i/>
       <w:iCs/>
-      <w:color w:val="404040" w:themeColor="text1" w:themeTint="BF"/>
+      <w:color w:val="000000"/>
       <w:sz w:val="20"/>
       <w:szCs w:val="20"/>
     </w:rPr>
@@ -745,10 +776,10 @@
     <w:uiPriority w:val="9"/>
     <w:rsid w:val="00FC693F"/>
     <w:rPr>
-      <w:rFonts w:asciiTheme="majorHAnsi" w:eastAsiaTheme="majorEastAsia" w:hAnsiTheme="majorHAnsi" w:cstheme="majorBidi"/>
+      <w:rFonts w:asciiTheme="majorHAnsi" w:eastAsiaTheme="majorEastAsia" w:hAnsiTheme="majorHAnsi" w:cstheme="majorBidi" w:ascii="宋体" w:hAnsi="宋体" w:eastAsia="宋体" w:cs="宋体"/>
       <w:b/>
       <w:bCs/>
-      <w:color w:val="365F91" w:themeColor="accent1" w:themeShade="BF"/>
+      <w:color w:val="000000"/>
       <w:sz w:val="28"/>
       <w:szCs w:val="28"/>
     </w:rPr>
@@ -760,10 +791,10 @@
     <w:uiPriority w:val="9"/>
     <w:rsid w:val="00FC693F"/>
     <w:rPr>
-      <w:rFonts w:asciiTheme="majorHAnsi" w:eastAsiaTheme="majorEastAsia" w:hAnsiTheme="majorHAnsi" w:cstheme="majorBidi"/>
+      <w:rFonts w:asciiTheme="majorHAnsi" w:eastAsiaTheme="majorEastAsia" w:hAnsiTheme="majorHAnsi" w:cstheme="majorBidi" w:ascii="宋体" w:hAnsi="宋体" w:eastAsia="宋体" w:cs="宋体"/>
       <w:b/>
       <w:bCs/>
-      <w:color w:val="4F81BD" w:themeColor="accent1"/>
+      <w:color w:val="000000"/>
       <w:sz w:val="26"/>
       <w:szCs w:val="26"/>
     </w:rPr>
@@ -775,10 +806,10 @@
     <w:uiPriority w:val="9"/>
     <w:rsid w:val="00FC693F"/>
     <w:rPr>
-      <w:rFonts w:asciiTheme="majorHAnsi" w:eastAsiaTheme="majorEastAsia" w:hAnsiTheme="majorHAnsi" w:cstheme="majorBidi"/>
+      <w:rFonts w:asciiTheme="majorHAnsi" w:eastAsiaTheme="majorEastAsia" w:hAnsiTheme="majorHAnsi" w:cstheme="majorBidi" w:ascii="宋体" w:hAnsi="宋体" w:eastAsia="宋体" w:cs="宋体"/>
       <w:b/>
       <w:bCs/>
-      <w:color w:val="4F81BD" w:themeColor="accent1"/>
+      <w:color w:val="000000"/>
     </w:rPr>
   </w:style>
   <w:style w:type="paragraph" w:styleId="Title">
@@ -797,8 +828,8 @@
       <w:contextualSpacing/>
     </w:pPr>
     <w:rPr>
-      <w:rFonts w:asciiTheme="majorHAnsi" w:eastAsiaTheme="majorEastAsia" w:hAnsiTheme="majorHAnsi" w:cstheme="majorBidi"/>
-      <w:color w:val="17365D" w:themeColor="text2" w:themeShade="BF"/>
+      <w:rFonts w:asciiTheme="majorHAnsi" w:eastAsiaTheme="majorEastAsia" w:hAnsiTheme="majorHAnsi" w:cstheme="majorBidi" w:ascii="宋体" w:hAnsi="宋体" w:eastAsia="宋体" w:cs="宋体"/>
+      <w:color w:val="000000"/>
       <w:spacing w:val="5"/>
       <w:kern w:val="28"/>
       <w:sz w:val="52"/>
@@ -812,8 +843,8 @@
     <w:uiPriority w:val="10"/>
     <w:rsid w:val="00FC693F"/>
     <w:rPr>
-      <w:rFonts w:asciiTheme="majorHAnsi" w:eastAsiaTheme="majorEastAsia" w:hAnsiTheme="majorHAnsi" w:cstheme="majorBidi"/>
-      <w:color w:val="17365D" w:themeColor="text2" w:themeShade="BF"/>
+      <w:rFonts w:asciiTheme="majorHAnsi" w:eastAsiaTheme="majorEastAsia" w:hAnsiTheme="majorHAnsi" w:cstheme="majorBidi" w:ascii="宋体" w:hAnsi="宋体" w:eastAsia="宋体" w:cs="宋体"/>
+      <w:color w:val="000000"/>
       <w:spacing w:val="5"/>
       <w:kern w:val="28"/>
       <w:sz w:val="52"/>
@@ -834,10 +865,10 @@
       </w:numPr>
     </w:pPr>
     <w:rPr>
-      <w:rFonts w:asciiTheme="majorHAnsi" w:eastAsiaTheme="majorEastAsia" w:hAnsiTheme="majorHAnsi" w:cstheme="majorBidi"/>
+      <w:rFonts w:asciiTheme="majorHAnsi" w:eastAsiaTheme="majorEastAsia" w:hAnsiTheme="majorHAnsi" w:cstheme="majorBidi" w:ascii="宋体" w:hAnsi="宋体" w:eastAsia="宋体" w:cs="宋体"/>
       <w:i/>
       <w:iCs/>
-      <w:color w:val="4F81BD" w:themeColor="accent1"/>
+      <w:color w:val="000000"/>
       <w:spacing w:val="15"/>
       <w:sz w:val="24"/>
       <w:szCs w:val="24"/>
@@ -850,10 +881,10 @@
     <w:uiPriority w:val="11"/>
     <w:rsid w:val="00FC693F"/>
     <w:rPr>
-      <w:rFonts w:asciiTheme="majorHAnsi" w:eastAsiaTheme="majorEastAsia" w:hAnsiTheme="majorHAnsi" w:cstheme="majorBidi"/>
+      <w:rFonts w:asciiTheme="majorHAnsi" w:eastAsiaTheme="majorEastAsia" w:hAnsiTheme="majorHAnsi" w:cstheme="majorBidi" w:ascii="宋体" w:hAnsi="宋体" w:eastAsia="宋体" w:cs="宋体"/>
       <w:i/>
       <w:iCs/>
-      <w:color w:val="4F81BD" w:themeColor="accent1"/>
+      <w:color w:val="000000"/>
       <w:spacing w:val="15"/>
       <w:sz w:val="24"/>
       <w:szCs w:val="24"/>
@@ -1097,7 +1128,7 @@
       </w:tabs>
     </w:pPr>
     <w:rPr>
-      <w:rFonts w:ascii="Courier" w:hAnsi="Courier"/>
+      <w:rFonts w:ascii="宋体" w:hAnsi="宋体" w:eastAsia="宋体" w:cs="宋体"/>
       <w:sz w:val="20"/>
       <w:szCs w:val="20"/>
     </w:rPr>
@@ -1109,7 +1140,7 @@
     <w:uiPriority w:val="99"/>
     <w:rsid w:val="0029639D"/>
     <w:rPr>
-      <w:rFonts w:ascii="Courier" w:hAnsi="Courier"/>
+      <w:rFonts w:ascii="宋体" w:hAnsi="宋体" w:eastAsia="宋体" w:cs="宋体"/>
       <w:sz w:val="20"/>
       <w:szCs w:val="20"/>
     </w:rPr>
@@ -1125,7 +1156,7 @@
     <w:rPr>
       <w:i/>
       <w:iCs/>
-      <w:color w:val="000000" w:themeColor="text1"/>
+      <w:color w:val="000000"/>
     </w:rPr>
   </w:style>
   <w:style w:type="character" w:customStyle="1" w:styleId="QuoteChar">
@@ -1137,7 +1168,7 @@
     <w:rPr>
       <w:i/>
       <w:iCs/>
-      <w:color w:val="000000" w:themeColor="text1"/>
+      <w:color w:val="000000"/>
     </w:rPr>
   </w:style>
   <w:style w:type="character" w:customStyle="1" w:styleId="Heading4Char">
@@ -1148,12 +1179,12 @@
     <w:semiHidden/>
     <w:rsid w:val="00FC693F"/>
     <w:rPr>
-      <w:rFonts w:asciiTheme="majorHAnsi" w:eastAsiaTheme="majorEastAsia" w:hAnsiTheme="majorHAnsi" w:cstheme="majorBidi"/>
+      <w:rFonts w:asciiTheme="majorHAnsi" w:eastAsiaTheme="majorEastAsia" w:hAnsiTheme="majorHAnsi" w:cstheme="majorBidi" w:ascii="宋体" w:hAnsi="宋体" w:eastAsia="宋体" w:cs="宋体"/>
       <w:b/>
       <w:bCs/>
       <w:i/>
       <w:iCs/>
-      <w:color w:val="4F81BD" w:themeColor="accent1"/>
+      <w:color w:val="000000"/>
     </w:rPr>
   </w:style>
   <w:style w:type="character" w:customStyle="1" w:styleId="Heading5Char">
@@ -1164,8 +1195,8 @@
     <w:semiHidden/>
     <w:rsid w:val="00FC693F"/>
     <w:rPr>
-      <w:rFonts w:asciiTheme="majorHAnsi" w:eastAsiaTheme="majorEastAsia" w:hAnsiTheme="majorHAnsi" w:cstheme="majorBidi"/>
-      <w:color w:val="243F60" w:themeColor="accent1" w:themeShade="7F"/>
+      <w:rFonts w:asciiTheme="majorHAnsi" w:eastAsiaTheme="majorEastAsia" w:hAnsiTheme="majorHAnsi" w:cstheme="majorBidi" w:ascii="宋体" w:hAnsi="宋体" w:eastAsia="宋体" w:cs="宋体"/>
+      <w:color w:val="000000"/>
     </w:rPr>
   </w:style>
   <w:style w:type="character" w:customStyle="1" w:styleId="Heading6Char">
@@ -1176,10 +1207,10 @@
     <w:semiHidden/>
     <w:rsid w:val="00FC693F"/>
     <w:rPr>
-      <w:rFonts w:asciiTheme="majorHAnsi" w:eastAsiaTheme="majorEastAsia" w:hAnsiTheme="majorHAnsi" w:cstheme="majorBidi"/>
+      <w:rFonts w:asciiTheme="majorHAnsi" w:eastAsiaTheme="majorEastAsia" w:hAnsiTheme="majorHAnsi" w:cstheme="majorBidi" w:ascii="宋体" w:hAnsi="宋体" w:eastAsia="宋体" w:cs="宋体"/>
       <w:i/>
       <w:iCs/>
-      <w:color w:val="243F60" w:themeColor="accent1" w:themeShade="7F"/>
+      <w:color w:val="000000"/>
     </w:rPr>
   </w:style>
   <w:style w:type="character" w:customStyle="1" w:styleId="Heading7Char">
@@ -1190,10 +1221,10 @@
     <w:semiHidden/>
     <w:rsid w:val="00FC693F"/>
     <w:rPr>
-      <w:rFonts w:asciiTheme="majorHAnsi" w:eastAsiaTheme="majorEastAsia" w:hAnsiTheme="majorHAnsi" w:cstheme="majorBidi"/>
+      <w:rFonts w:asciiTheme="majorHAnsi" w:eastAsiaTheme="majorEastAsia" w:hAnsiTheme="majorHAnsi" w:cstheme="majorBidi" w:ascii="宋体" w:hAnsi="宋体" w:eastAsia="宋体" w:cs="宋体"/>
       <w:i/>
       <w:iCs/>
-      <w:color w:val="404040" w:themeColor="text1" w:themeTint="BF"/>
+      <w:color w:val="000000"/>
     </w:rPr>
   </w:style>
   <w:style w:type="character" w:customStyle="1" w:styleId="Heading8Char">
@@ -1204,8 +1235,8 @@
     <w:semiHidden/>
     <w:rsid w:val="00FC693F"/>
     <w:rPr>
-      <w:rFonts w:asciiTheme="majorHAnsi" w:eastAsiaTheme="majorEastAsia" w:hAnsiTheme="majorHAnsi" w:cstheme="majorBidi"/>
-      <w:color w:val="4F81BD" w:themeColor="accent1"/>
+      <w:rFonts w:asciiTheme="majorHAnsi" w:eastAsiaTheme="majorEastAsia" w:hAnsiTheme="majorHAnsi" w:cstheme="majorBidi" w:ascii="宋体" w:hAnsi="宋体" w:eastAsia="宋体" w:cs="宋体"/>
+      <w:color w:val="000000"/>
       <w:sz w:val="20"/>
       <w:szCs w:val="20"/>
     </w:rPr>
@@ -1218,10 +1249,10 @@
     <w:semiHidden/>
     <w:rsid w:val="00FC693F"/>
     <w:rPr>
-      <w:rFonts w:asciiTheme="majorHAnsi" w:eastAsiaTheme="majorEastAsia" w:hAnsiTheme="majorHAnsi" w:cstheme="majorBidi"/>
+      <w:rFonts w:asciiTheme="majorHAnsi" w:eastAsiaTheme="majorEastAsia" w:hAnsiTheme="majorHAnsi" w:cstheme="majorBidi" w:ascii="宋体" w:hAnsi="宋体" w:eastAsia="宋体" w:cs="宋体"/>
       <w:i/>
       <w:iCs/>
-      <w:color w:val="404040" w:themeColor="text1" w:themeTint="BF"/>
+      <w:color w:val="000000"/>
       <w:sz w:val="20"/>
       <w:szCs w:val="20"/>
     </w:rPr>
@@ -1241,7 +1272,7 @@
     <w:rPr>
       <w:b/>
       <w:bCs/>
-      <w:color w:val="4F81BD" w:themeColor="accent1"/>
+      <w:color w:val="000000"/>
       <w:sz w:val="18"/>
       <w:szCs w:val="18"/>
     </w:rPr>
@@ -1288,7 +1319,7 @@
       <w:bCs/>
       <w:i/>
       <w:iCs/>
-      <w:color w:val="4F81BD" w:themeColor="accent1"/>
+      <w:color w:val="000000"/>
     </w:rPr>
   </w:style>
   <w:style w:type="character" w:customStyle="1" w:styleId="IntenseQuoteChar">
@@ -1302,7 +1333,7 @@
       <w:bCs/>
       <w:i/>
       <w:iCs/>
-      <w:color w:val="4F81BD" w:themeColor="accent1"/>
+      <w:color w:val="000000"/>
     </w:rPr>
   </w:style>
   <w:style w:type="character" w:styleId="SubtleEmphasis">
@@ -1314,7 +1345,7 @@
     <w:rPr>
       <w:i/>
       <w:iCs/>
-      <w:color w:val="808080" w:themeColor="text1" w:themeTint="7F"/>
+      <w:color w:val="000000"/>
     </w:rPr>
   </w:style>
   <w:style w:type="character" w:styleId="IntenseEmphasis">
@@ -1328,7 +1359,7 @@
       <w:bCs/>
       <w:i/>
       <w:iCs/>
-      <w:color w:val="4F81BD" w:themeColor="accent1"/>
+      <w:color w:val="000000"/>
     </w:rPr>
   </w:style>
   <w:style w:type="character" w:styleId="SubtleReference">
@@ -1339,7 +1370,7 @@
     <w:rsid w:val="00FC693F"/>
     <w:rPr>
       <w:smallCaps/>
-      <w:color w:val="C0504D" w:themeColor="accent2"/>
+      <w:color w:val="000000"/>
       <w:u w:val="single"/>
     </w:rPr>
   </w:style>
@@ -1353,7 +1384,7 @@
       <w:b/>
       <w:bCs/>
       <w:smallCaps/>
-      <w:color w:val="C0504D" w:themeColor="accent2"/>
+      <w:color w:val="000000"/>
       <w:spacing w:val="5"/>
       <w:u w:val="single"/>
     </w:rPr>
@@ -1419,7 +1450,7 @@
       <w:spacing w:after="0" w:line="240" w:lineRule="auto"/>
     </w:pPr>
     <w:rPr>
-      <w:color w:val="000000" w:themeColor="text1" w:themeShade="BF"/>
+      <w:color w:val="000000"/>
     </w:rPr>
     <w:tblPr>
       <w:tblStyleRowBandSize w:val="1"/>
@@ -1522,7 +1553,7 @@
       <w:spacing w:after="0" w:line="240" w:lineRule="auto"/>
     </w:pPr>
     <w:rPr>
-      <w:color w:val="365F91" w:themeColor="accent1" w:themeShade="BF"/>
+      <w:color w:val="000000"/>
     </w:rPr>
     <w:tblPr>
       <w:tblStyleRowBandSize w:val="1"/>
@@ -1625,7 +1656,7 @@
       <w:spacing w:after="0" w:line="240" w:lineRule="auto"/>
     </w:pPr>
     <w:rPr>
-      <w:color w:val="943634" w:themeColor="accent2" w:themeShade="BF"/>
+      <w:color w:val="000000"/>
     </w:rPr>
     <w:tblPr>
       <w:tblStyleRowBandSize w:val="1"/>
@@ -1728,7 +1759,7 @@
       <w:spacing w:after="0" w:line="240" w:lineRule="auto"/>
     </w:pPr>
     <w:rPr>
-      <w:color w:val="76923C" w:themeColor="accent3" w:themeShade="BF"/>
+      <w:color w:val="000000"/>
     </w:rPr>
     <w:tblPr>
       <w:tblStyleRowBandSize w:val="1"/>
@@ -1831,7 +1862,7 @@
       <w:spacing w:after="0" w:line="240" w:lineRule="auto"/>
     </w:pPr>
     <w:rPr>
-      <w:color w:val="5F497A" w:themeColor="accent4" w:themeShade="BF"/>
+      <w:color w:val="000000"/>
     </w:rPr>
     <w:tblPr>
       <w:tblStyleRowBandSize w:val="1"/>
@@ -1934,7 +1965,7 @@
       <w:spacing w:after="0" w:line="240" w:lineRule="auto"/>
     </w:pPr>
     <w:rPr>
-      <w:color w:val="31849B" w:themeColor="accent5" w:themeShade="BF"/>
+      <w:color w:val="000000"/>
     </w:rPr>
     <w:tblPr>
       <w:tblStyleRowBandSize w:val="1"/>
@@ -2037,7 +2068,7 @@
       <w:spacing w:after="0" w:line="240" w:lineRule="auto"/>
     </w:pPr>
     <w:rPr>
-      <w:color w:val="E36C0A" w:themeColor="accent6" w:themeShade="BF"/>
+      <w:color w:val="000000"/>
     </w:rPr>
     <w:tblPr>
       <w:tblStyleRowBandSize w:val="1"/>
@@ -2163,7 +2194,7 @@
       <w:rPr>
         <w:b/>
         <w:bCs/>
-        <w:color w:val="FFFFFF" w:themeColor="background1"/>
+        <w:color w:val="000000"/>
       </w:rPr>
       <w:tblPr/>
       <w:tcPr>
@@ -2255,7 +2286,7 @@
       <w:rPr>
         <w:b/>
         <w:bCs/>
-        <w:color w:val="FFFFFF" w:themeColor="background1"/>
+        <w:color w:val="000000"/>
       </w:rPr>
       <w:tblPr/>
       <w:tcPr>
@@ -2347,7 +2378,7 @@
       <w:rPr>
         <w:b/>
         <w:bCs/>
-        <w:color w:val="FFFFFF" w:themeColor="background1"/>
+        <w:color w:val="000000"/>
       </w:rPr>
       <w:tblPr/>
       <w:tcPr>
@@ -2439,7 +2470,7 @@
       <w:rPr>
         <w:b/>
         <w:bCs/>
-        <w:color w:val="FFFFFF" w:themeColor="background1"/>
+        <w:color w:val="000000"/>
       </w:rPr>
       <w:tblPr/>
       <w:tcPr>
@@ -2531,7 +2562,7 @@
       <w:rPr>
         <w:b/>
         <w:bCs/>
-        <w:color w:val="FFFFFF" w:themeColor="background1"/>
+        <w:color w:val="000000"/>
       </w:rPr>
       <w:tblPr/>
       <w:tcPr>
@@ -2623,7 +2654,7 @@
       <w:rPr>
         <w:b/>
         <w:bCs/>
-        <w:color w:val="FFFFFF" w:themeColor="background1"/>
+        <w:color w:val="000000"/>
       </w:rPr>
       <w:tblPr/>
       <w:tcPr>
@@ -2715,7 +2746,7 @@
       <w:rPr>
         <w:b/>
         <w:bCs/>
-        <w:color w:val="FFFFFF" w:themeColor="background1"/>
+        <w:color w:val="000000"/>
       </w:rPr>
       <w:tblPr/>
       <w:tcPr>
@@ -2807,7 +2838,7 @@
         <w:spacing w:before="0" w:after="0" w:line="240" w:lineRule="auto"/>
       </w:pPr>
       <w:rPr>
-        <w:rFonts w:asciiTheme="majorHAnsi" w:eastAsiaTheme="majorEastAsia" w:hAnsiTheme="majorHAnsi" w:cstheme="majorBidi"/>
+        <w:rFonts w:asciiTheme="majorHAnsi" w:eastAsiaTheme="majorEastAsia" w:hAnsiTheme="majorHAnsi" w:cstheme="majorBidi" w:ascii="宋体" w:hAnsi="宋体" w:eastAsia="宋体" w:cs="宋体"/>
         <w:b/>
         <w:bCs/>
       </w:rPr>
@@ -2828,7 +2859,7 @@
         <w:spacing w:before="0" w:after="0" w:line="240" w:lineRule="auto"/>
       </w:pPr>
       <w:rPr>
-        <w:rFonts w:asciiTheme="majorHAnsi" w:eastAsiaTheme="majorEastAsia" w:hAnsiTheme="majorHAnsi" w:cstheme="majorBidi"/>
+        <w:rFonts w:asciiTheme="majorHAnsi" w:eastAsiaTheme="majorEastAsia" w:hAnsiTheme="majorHAnsi" w:cstheme="majorBidi" w:ascii="宋体" w:hAnsi="宋体" w:eastAsia="宋体" w:cs="宋体"/>
         <w:b/>
         <w:bCs/>
       </w:rPr>
@@ -2846,14 +2877,14 @@
     </w:tblStylePr>
     <w:tblStylePr w:type="firstCol">
       <w:rPr>
-        <w:rFonts w:asciiTheme="majorHAnsi" w:eastAsiaTheme="majorEastAsia" w:hAnsiTheme="majorHAnsi" w:cstheme="majorBidi"/>
+        <w:rFonts w:asciiTheme="majorHAnsi" w:eastAsiaTheme="majorEastAsia" w:hAnsiTheme="majorHAnsi" w:cstheme="majorBidi" w:ascii="宋体" w:hAnsi="宋体" w:eastAsia="宋体" w:cs="宋体"/>
         <w:b/>
         <w:bCs/>
       </w:rPr>
     </w:tblStylePr>
     <w:tblStylePr w:type="lastCol">
       <w:rPr>
-        <w:rFonts w:asciiTheme="majorHAnsi" w:eastAsiaTheme="majorEastAsia" w:hAnsiTheme="majorHAnsi" w:cstheme="majorBidi"/>
+        <w:rFonts w:asciiTheme="majorHAnsi" w:eastAsiaTheme="majorEastAsia" w:hAnsiTheme="majorHAnsi" w:cstheme="majorBidi" w:ascii="宋体" w:hAnsi="宋体" w:eastAsia="宋体" w:cs="宋体"/>
         <w:b/>
         <w:bCs/>
       </w:rPr>
@@ -2937,7 +2968,7 @@
         <w:spacing w:before="0" w:after="0" w:line="240" w:lineRule="auto"/>
       </w:pPr>
       <w:rPr>
-        <w:rFonts w:asciiTheme="majorHAnsi" w:eastAsiaTheme="majorEastAsia" w:hAnsiTheme="majorHAnsi" w:cstheme="majorBidi"/>
+        <w:rFonts w:asciiTheme="majorHAnsi" w:eastAsiaTheme="majorEastAsia" w:hAnsiTheme="majorHAnsi" w:cstheme="majorBidi" w:ascii="宋体" w:hAnsi="宋体" w:eastAsia="宋体" w:cs="宋体"/>
         <w:b/>
         <w:bCs/>
       </w:rPr>
@@ -2958,7 +2989,7 @@
         <w:spacing w:before="0" w:after="0" w:line="240" w:lineRule="auto"/>
       </w:pPr>
       <w:rPr>
-        <w:rFonts w:asciiTheme="majorHAnsi" w:eastAsiaTheme="majorEastAsia" w:hAnsiTheme="majorHAnsi" w:cstheme="majorBidi"/>
+        <w:rFonts w:asciiTheme="majorHAnsi" w:eastAsiaTheme="majorEastAsia" w:hAnsiTheme="majorHAnsi" w:cstheme="majorBidi" w:ascii="宋体" w:hAnsi="宋体" w:eastAsia="宋体" w:cs="宋体"/>
         <w:b/>
         <w:bCs/>
       </w:rPr>
@@ -2976,14 +3007,14 @@
     </w:tblStylePr>
     <w:tblStylePr w:type="firstCol">
       <w:rPr>
-        <w:rFonts w:asciiTheme="majorHAnsi" w:eastAsiaTheme="majorEastAsia" w:hAnsiTheme="majorHAnsi" w:cstheme="majorBidi"/>
+        <w:rFonts w:asciiTheme="majorHAnsi" w:eastAsiaTheme="majorEastAsia" w:hAnsiTheme="majorHAnsi" w:cstheme="majorBidi" w:ascii="宋体" w:hAnsi="宋体" w:eastAsia="宋体" w:cs="宋体"/>
         <w:b/>
         <w:bCs/>
       </w:rPr>
     </w:tblStylePr>
     <w:tblStylePr w:type="lastCol">
       <w:rPr>
-        <w:rFonts w:asciiTheme="majorHAnsi" w:eastAsiaTheme="majorEastAsia" w:hAnsiTheme="majorHAnsi" w:cstheme="majorBidi"/>
+        <w:rFonts w:asciiTheme="majorHAnsi" w:eastAsiaTheme="majorEastAsia" w:hAnsiTheme="majorHAnsi" w:cstheme="majorBidi" w:ascii="宋体" w:hAnsi="宋体" w:eastAsia="宋体" w:cs="宋体"/>
         <w:b/>
         <w:bCs/>
       </w:rPr>
@@ -3067,7 +3098,7 @@
         <w:spacing w:before="0" w:after="0" w:line="240" w:lineRule="auto"/>
       </w:pPr>
       <w:rPr>
-        <w:rFonts w:asciiTheme="majorHAnsi" w:eastAsiaTheme="majorEastAsia" w:hAnsiTheme="majorHAnsi" w:cstheme="majorBidi"/>
+        <w:rFonts w:asciiTheme="majorHAnsi" w:eastAsiaTheme="majorEastAsia" w:hAnsiTheme="majorHAnsi" w:cstheme="majorBidi" w:ascii="宋体" w:hAnsi="宋体" w:eastAsia="宋体" w:cs="宋体"/>
         <w:b/>
         <w:bCs/>
       </w:rPr>
@@ -3088,7 +3119,7 @@
         <w:spacing w:before="0" w:after="0" w:line="240" w:lineRule="auto"/>
       </w:pPr>
       <w:rPr>
-        <w:rFonts w:asciiTheme="majorHAnsi" w:eastAsiaTheme="majorEastAsia" w:hAnsiTheme="majorHAnsi" w:cstheme="majorBidi"/>
+        <w:rFonts w:asciiTheme="majorHAnsi" w:eastAsiaTheme="majorEastAsia" w:hAnsiTheme="majorHAnsi" w:cstheme="majorBidi" w:ascii="宋体" w:hAnsi="宋体" w:eastAsia="宋体" w:cs="宋体"/>
         <w:b/>
         <w:bCs/>
       </w:rPr>
@@ -3106,14 +3137,14 @@
     </w:tblStylePr>
     <w:tblStylePr w:type="firstCol">
       <w:rPr>
-        <w:rFonts w:asciiTheme="majorHAnsi" w:eastAsiaTheme="majorEastAsia" w:hAnsiTheme="majorHAnsi" w:cstheme="majorBidi"/>
+        <w:rFonts w:asciiTheme="majorHAnsi" w:eastAsiaTheme="majorEastAsia" w:hAnsiTheme="majorHAnsi" w:cstheme="majorBidi" w:ascii="宋体" w:hAnsi="宋体" w:eastAsia="宋体" w:cs="宋体"/>
         <w:b/>
         <w:bCs/>
       </w:rPr>
     </w:tblStylePr>
     <w:tblStylePr w:type="lastCol">
       <w:rPr>
-        <w:rFonts w:asciiTheme="majorHAnsi" w:eastAsiaTheme="majorEastAsia" w:hAnsiTheme="majorHAnsi" w:cstheme="majorBidi"/>
+        <w:rFonts w:asciiTheme="majorHAnsi" w:eastAsiaTheme="majorEastAsia" w:hAnsiTheme="majorHAnsi" w:cstheme="majorBidi" w:ascii="宋体" w:hAnsi="宋体" w:eastAsia="宋体" w:cs="宋体"/>
         <w:b/>
         <w:bCs/>
       </w:rPr>
@@ -3197,7 +3228,7 @@
         <w:spacing w:before="0" w:after="0" w:line="240" w:lineRule="auto"/>
       </w:pPr>
       <w:rPr>
-        <w:rFonts w:asciiTheme="majorHAnsi" w:eastAsiaTheme="majorEastAsia" w:hAnsiTheme="majorHAnsi" w:cstheme="majorBidi"/>
+        <w:rFonts w:asciiTheme="majorHAnsi" w:eastAsiaTheme="majorEastAsia" w:hAnsiTheme="majorHAnsi" w:cstheme="majorBidi" w:ascii="宋体" w:hAnsi="宋体" w:eastAsia="宋体" w:cs="宋体"/>
         <w:b/>
         <w:bCs/>
       </w:rPr>
@@ -3218,7 +3249,7 @@
         <w:spacing w:before="0" w:after="0" w:line="240" w:lineRule="auto"/>
       </w:pPr>
       <w:rPr>
-        <w:rFonts w:asciiTheme="majorHAnsi" w:eastAsiaTheme="majorEastAsia" w:hAnsiTheme="majorHAnsi" w:cstheme="majorBidi"/>
+        <w:rFonts w:asciiTheme="majorHAnsi" w:eastAsiaTheme="majorEastAsia" w:hAnsiTheme="majorHAnsi" w:cstheme="majorBidi" w:ascii="宋体" w:hAnsi="宋体" w:eastAsia="宋体" w:cs="宋体"/>
         <w:b/>
         <w:bCs/>
       </w:rPr>
@@ -3236,14 +3267,14 @@
     </w:tblStylePr>
     <w:tblStylePr w:type="firstCol">
       <w:rPr>
-        <w:rFonts w:asciiTheme="majorHAnsi" w:eastAsiaTheme="majorEastAsia" w:hAnsiTheme="majorHAnsi" w:cstheme="majorBidi"/>
+        <w:rFonts w:asciiTheme="majorHAnsi" w:eastAsiaTheme="majorEastAsia" w:hAnsiTheme="majorHAnsi" w:cstheme="majorBidi" w:ascii="宋体" w:hAnsi="宋体" w:eastAsia="宋体" w:cs="宋体"/>
         <w:b/>
         <w:bCs/>
       </w:rPr>
     </w:tblStylePr>
     <w:tblStylePr w:type="lastCol">
       <w:rPr>
-        <w:rFonts w:asciiTheme="majorHAnsi" w:eastAsiaTheme="majorEastAsia" w:hAnsiTheme="majorHAnsi" w:cstheme="majorBidi"/>
+        <w:rFonts w:asciiTheme="majorHAnsi" w:eastAsiaTheme="majorEastAsia" w:hAnsiTheme="majorHAnsi" w:cstheme="majorBidi" w:ascii="宋体" w:hAnsi="宋体" w:eastAsia="宋体" w:cs="宋体"/>
         <w:b/>
         <w:bCs/>
       </w:rPr>
@@ -3327,7 +3358,7 @@
         <w:spacing w:before="0" w:after="0" w:line="240" w:lineRule="auto"/>
       </w:pPr>
       <w:rPr>
-        <w:rFonts w:asciiTheme="majorHAnsi" w:eastAsiaTheme="majorEastAsia" w:hAnsiTheme="majorHAnsi" w:cstheme="majorBidi"/>
+        <w:rFonts w:asciiTheme="majorHAnsi" w:eastAsiaTheme="majorEastAsia" w:hAnsiTheme="majorHAnsi" w:cstheme="majorBidi" w:ascii="宋体" w:hAnsi="宋体" w:eastAsia="宋体" w:cs="宋体"/>
         <w:b/>
         <w:bCs/>
       </w:rPr>
@@ -3348,7 +3379,7 @@
         <w:spacing w:before="0" w:after="0" w:line="240" w:lineRule="auto"/>
       </w:pPr>
       <w:rPr>
-        <w:rFonts w:asciiTheme="majorHAnsi" w:eastAsiaTheme="majorEastAsia" w:hAnsiTheme="majorHAnsi" w:cstheme="majorBidi"/>
+        <w:rFonts w:asciiTheme="majorHAnsi" w:eastAsiaTheme="majorEastAsia" w:hAnsiTheme="majorHAnsi" w:cstheme="majorBidi" w:ascii="宋体" w:hAnsi="宋体" w:eastAsia="宋体" w:cs="宋体"/>
         <w:b/>
         <w:bCs/>
       </w:rPr>
@@ -3366,14 +3397,14 @@
     </w:tblStylePr>
     <w:tblStylePr w:type="firstCol">
       <w:rPr>
-        <w:rFonts w:asciiTheme="majorHAnsi" w:eastAsiaTheme="majorEastAsia" w:hAnsiTheme="majorHAnsi" w:cstheme="majorBidi"/>
+        <w:rFonts w:asciiTheme="majorHAnsi" w:eastAsiaTheme="majorEastAsia" w:hAnsiTheme="majorHAnsi" w:cstheme="majorBidi" w:ascii="宋体" w:hAnsi="宋体" w:eastAsia="宋体" w:cs="宋体"/>
         <w:b/>
         <w:bCs/>
       </w:rPr>
     </w:tblStylePr>
     <w:tblStylePr w:type="lastCol">
       <w:rPr>
-        <w:rFonts w:asciiTheme="majorHAnsi" w:eastAsiaTheme="majorEastAsia" w:hAnsiTheme="majorHAnsi" w:cstheme="majorBidi"/>
+        <w:rFonts w:asciiTheme="majorHAnsi" w:eastAsiaTheme="majorEastAsia" w:hAnsiTheme="majorHAnsi" w:cstheme="majorBidi" w:ascii="宋体" w:hAnsi="宋体" w:eastAsia="宋体" w:cs="宋体"/>
         <w:b/>
         <w:bCs/>
       </w:rPr>
@@ -3457,7 +3488,7 @@
         <w:spacing w:before="0" w:after="0" w:line="240" w:lineRule="auto"/>
       </w:pPr>
       <w:rPr>
-        <w:rFonts w:asciiTheme="majorHAnsi" w:eastAsiaTheme="majorEastAsia" w:hAnsiTheme="majorHAnsi" w:cstheme="majorBidi"/>
+        <w:rFonts w:asciiTheme="majorHAnsi" w:eastAsiaTheme="majorEastAsia" w:hAnsiTheme="majorHAnsi" w:cstheme="majorBidi" w:ascii="宋体" w:hAnsi="宋体" w:eastAsia="宋体" w:cs="宋体"/>
         <w:b/>
         <w:bCs/>
       </w:rPr>
@@ -3478,7 +3509,7 @@
         <w:spacing w:before="0" w:after="0" w:line="240" w:lineRule="auto"/>
       </w:pPr>
       <w:rPr>
-        <w:rFonts w:asciiTheme="majorHAnsi" w:eastAsiaTheme="majorEastAsia" w:hAnsiTheme="majorHAnsi" w:cstheme="majorBidi"/>
+        <w:rFonts w:asciiTheme="majorHAnsi" w:eastAsiaTheme="majorEastAsia" w:hAnsiTheme="majorHAnsi" w:cstheme="majorBidi" w:ascii="宋体" w:hAnsi="宋体" w:eastAsia="宋体" w:cs="宋体"/>
         <w:b/>
         <w:bCs/>
       </w:rPr>
@@ -3496,14 +3527,14 @@
     </w:tblStylePr>
     <w:tblStylePr w:type="firstCol">
       <w:rPr>
-        <w:rFonts w:asciiTheme="majorHAnsi" w:eastAsiaTheme="majorEastAsia" w:hAnsiTheme="majorHAnsi" w:cstheme="majorBidi"/>
+        <w:rFonts w:asciiTheme="majorHAnsi" w:eastAsiaTheme="majorEastAsia" w:hAnsiTheme="majorHAnsi" w:cstheme="majorBidi" w:ascii="宋体" w:hAnsi="宋体" w:eastAsia="宋体" w:cs="宋体"/>
         <w:b/>
         <w:bCs/>
       </w:rPr>
     </w:tblStylePr>
     <w:tblStylePr w:type="lastCol">
       <w:rPr>
-        <w:rFonts w:asciiTheme="majorHAnsi" w:eastAsiaTheme="majorEastAsia" w:hAnsiTheme="majorHAnsi" w:cstheme="majorBidi"/>
+        <w:rFonts w:asciiTheme="majorHAnsi" w:eastAsiaTheme="majorEastAsia" w:hAnsiTheme="majorHAnsi" w:cstheme="majorBidi" w:ascii="宋体" w:hAnsi="宋体" w:eastAsia="宋体" w:cs="宋体"/>
         <w:b/>
         <w:bCs/>
       </w:rPr>
@@ -3587,7 +3618,7 @@
         <w:spacing w:before="0" w:after="0" w:line="240" w:lineRule="auto"/>
       </w:pPr>
       <w:rPr>
-        <w:rFonts w:asciiTheme="majorHAnsi" w:eastAsiaTheme="majorEastAsia" w:hAnsiTheme="majorHAnsi" w:cstheme="majorBidi"/>
+        <w:rFonts w:asciiTheme="majorHAnsi" w:eastAsiaTheme="majorEastAsia" w:hAnsiTheme="majorHAnsi" w:cstheme="majorBidi" w:ascii="宋体" w:hAnsi="宋体" w:eastAsia="宋体" w:cs="宋体"/>
         <w:b/>
         <w:bCs/>
       </w:rPr>
@@ -3608,7 +3639,7 @@
         <w:spacing w:before="0" w:after="0" w:line="240" w:lineRule="auto"/>
       </w:pPr>
       <w:rPr>
-        <w:rFonts w:asciiTheme="majorHAnsi" w:eastAsiaTheme="majorEastAsia" w:hAnsiTheme="majorHAnsi" w:cstheme="majorBidi"/>
+        <w:rFonts w:asciiTheme="majorHAnsi" w:eastAsiaTheme="majorEastAsia" w:hAnsiTheme="majorHAnsi" w:cstheme="majorBidi" w:ascii="宋体" w:hAnsi="宋体" w:eastAsia="宋体" w:cs="宋体"/>
         <w:b/>
         <w:bCs/>
       </w:rPr>
@@ -3626,14 +3657,14 @@
     </w:tblStylePr>
     <w:tblStylePr w:type="firstCol">
       <w:rPr>
-        <w:rFonts w:asciiTheme="majorHAnsi" w:eastAsiaTheme="majorEastAsia" w:hAnsiTheme="majorHAnsi" w:cstheme="majorBidi"/>
+        <w:rFonts w:asciiTheme="majorHAnsi" w:eastAsiaTheme="majorEastAsia" w:hAnsiTheme="majorHAnsi" w:cstheme="majorBidi" w:ascii="宋体" w:hAnsi="宋体" w:eastAsia="宋体" w:cs="宋体"/>
         <w:b/>
         <w:bCs/>
       </w:rPr>
     </w:tblStylePr>
     <w:tblStylePr w:type="lastCol">
       <w:rPr>
-        <w:rFonts w:asciiTheme="majorHAnsi" w:eastAsiaTheme="majorEastAsia" w:hAnsiTheme="majorHAnsi" w:cstheme="majorBidi"/>
+        <w:rFonts w:asciiTheme="majorHAnsi" w:eastAsiaTheme="majorEastAsia" w:hAnsiTheme="majorHAnsi" w:cstheme="majorBidi" w:ascii="宋体" w:hAnsi="宋体" w:eastAsia="宋体" w:cs="宋体"/>
         <w:b/>
         <w:bCs/>
       </w:rPr>
@@ -3718,7 +3749,7 @@
       <w:rPr>
         <w:b/>
         <w:bCs/>
-        <w:color w:val="FFFFFF" w:themeColor="background1"/>
+        <w:color w:val="000000"/>
       </w:rPr>
       <w:tblPr/>
       <w:tcPr>
@@ -3824,7 +3855,7 @@
       <w:rPr>
         <w:b/>
         <w:bCs/>
-        <w:color w:val="FFFFFF" w:themeColor="background1"/>
+        <w:color w:val="000000"/>
       </w:rPr>
       <w:tblPr/>
       <w:tcPr>
@@ -3930,7 +3961,7 @@
       <w:rPr>
         <w:b/>
         <w:bCs/>
-        <w:color w:val="FFFFFF" w:themeColor="background1"/>
+        <w:color w:val="000000"/>
       </w:rPr>
       <w:tblPr/>
       <w:tcPr>
@@ -4036,7 +4067,7 @@
       <w:rPr>
         <w:b/>
         <w:bCs/>
-        <w:color w:val="FFFFFF" w:themeColor="background1"/>
+        <w:color w:val="000000"/>
       </w:rPr>
       <w:tblPr/>
       <w:tcPr>
@@ -4142,7 +4173,7 @@
       <w:rPr>
         <w:b/>
         <w:bCs/>
-        <w:color w:val="FFFFFF" w:themeColor="background1"/>
+        <w:color w:val="000000"/>
       </w:rPr>
       <w:tblPr/>
       <w:tcPr>
@@ -4248,7 +4279,7 @@
       <w:rPr>
         <w:b/>
         <w:bCs/>
-        <w:color w:val="FFFFFF" w:themeColor="background1"/>
+        <w:color w:val="000000"/>
       </w:rPr>
       <w:tblPr/>
       <w:tcPr>
@@ -4354,7 +4385,7 @@
       <w:rPr>
         <w:b/>
         <w:bCs/>
-        <w:color w:val="FFFFFF" w:themeColor="background1"/>
+        <w:color w:val="000000"/>
       </w:rPr>
       <w:tblPr/>
       <w:tcPr>
@@ -4457,7 +4488,7 @@
       <w:rPr>
         <w:b/>
         <w:bCs/>
-        <w:color w:val="FFFFFF" w:themeColor="background1"/>
+        <w:color w:val="000000"/>
       </w:rPr>
       <w:tblPr/>
       <w:tcPr>
@@ -4477,7 +4508,7 @@
         <w:spacing w:before="0" w:after="0" w:line="240" w:lineRule="auto"/>
       </w:pPr>
       <w:rPr>
-        <w:color w:val="auto"/>
+        <w:color w:val="000000"/>
       </w:rPr>
       <w:tblPr/>
       <w:tcPr>
@@ -4496,7 +4527,7 @@
       <w:rPr>
         <w:b/>
         <w:bCs/>
-        <w:color w:val="FFFFFF" w:themeColor="background1"/>
+        <w:color w:val="000000"/>
       </w:rPr>
       <w:tblPr/>
       <w:tcPr>
@@ -4515,7 +4546,7 @@
       <w:rPr>
         <w:b/>
         <w:bCs/>
-        <w:color w:val="FFFFFF" w:themeColor="background1"/>
+        <w:color w:val="000000"/>
       </w:rPr>
       <w:tblPr/>
       <w:tcPr>
@@ -4561,7 +4592,7 @@
     </w:tblStylePr>
     <w:tblStylePr w:type="nwCell">
       <w:rPr>
-        <w:color w:val="FFFFFF" w:themeColor="background1"/>
+        <w:color w:val="000000"/>
       </w:rPr>
       <w:tblPr/>
       <w:tcPr>
@@ -4606,7 +4637,7 @@
       <w:rPr>
         <w:b/>
         <w:bCs/>
-        <w:color w:val="FFFFFF" w:themeColor="background1"/>
+        <w:color w:val="000000"/>
       </w:rPr>
       <w:tblPr/>
       <w:tcPr>
@@ -4626,7 +4657,7 @@
         <w:spacing w:before="0" w:after="0" w:line="240" w:lineRule="auto"/>
       </w:pPr>
       <w:rPr>
-        <w:color w:val="auto"/>
+        <w:color w:val="000000"/>
       </w:rPr>
       <w:tblPr/>
       <w:tcPr>
@@ -4645,7 +4676,7 @@
       <w:rPr>
         <w:b/>
         <w:bCs/>
-        <w:color w:val="FFFFFF" w:themeColor="background1"/>
+        <w:color w:val="000000"/>
       </w:rPr>
       <w:tblPr/>
       <w:tcPr>
@@ -4664,7 +4695,7 @@
       <w:rPr>
         <w:b/>
         <w:bCs/>
-        <w:color w:val="FFFFFF" w:themeColor="background1"/>
+        <w:color w:val="000000"/>
       </w:rPr>
       <w:tblPr/>
       <w:tcPr>
@@ -4710,7 +4741,7 @@
     </w:tblStylePr>
     <w:tblStylePr w:type="nwCell">
       <w:rPr>
-        <w:color w:val="FFFFFF" w:themeColor="background1"/>
+        <w:color w:val="000000"/>
       </w:rPr>
       <w:tblPr/>
       <w:tcPr>
@@ -4755,7 +4786,7 @@
       <w:rPr>
         <w:b/>
         <w:bCs/>
-        <w:color w:val="FFFFFF" w:themeColor="background1"/>
+        <w:color w:val="000000"/>
       </w:rPr>
       <w:tblPr/>
       <w:tcPr>
@@ -4775,7 +4806,7 @@
         <w:spacing w:before="0" w:after="0" w:line="240" w:lineRule="auto"/>
       </w:pPr>
       <w:rPr>
-        <w:color w:val="auto"/>
+        <w:color w:val="000000"/>
       </w:rPr>
       <w:tblPr/>
       <w:tcPr>
@@ -4794,7 +4825,7 @@
       <w:rPr>
         <w:b/>
         <w:bCs/>
-        <w:color w:val="FFFFFF" w:themeColor="background1"/>
+        <w:color w:val="000000"/>
       </w:rPr>
       <w:tblPr/>
       <w:tcPr>
@@ -4813,7 +4844,7 @@
       <w:rPr>
         <w:b/>
         <w:bCs/>
-        <w:color w:val="FFFFFF" w:themeColor="background1"/>
+        <w:color w:val="000000"/>
       </w:rPr>
       <w:tblPr/>
       <w:tcPr>
@@ -4859,7 +4890,7 @@
     </w:tblStylePr>
     <w:tblStylePr w:type="nwCell">
       <w:rPr>
-        <w:color w:val="FFFFFF" w:themeColor="background1"/>
+        <w:color w:val="000000"/>
       </w:rPr>
       <w:tblPr/>
       <w:tcPr>
@@ -4904,7 +4935,7 @@
       <w:rPr>
         <w:b/>
         <w:bCs/>
-        <w:color w:val="FFFFFF" w:themeColor="background1"/>
+        <w:color w:val="000000"/>
       </w:rPr>
       <w:tblPr/>
       <w:tcPr>
@@ -4924,7 +4955,7 @@
         <w:spacing w:before="0" w:after="0" w:line="240" w:lineRule="auto"/>
       </w:pPr>
       <w:rPr>
-        <w:color w:val="auto"/>
+        <w:color w:val="000000"/>
       </w:rPr>
       <w:tblPr/>
       <w:tcPr>
@@ -4943,7 +4974,7 @@
       <w:rPr>
         <w:b/>
         <w:bCs/>
-        <w:color w:val="FFFFFF" w:themeColor="background1"/>
+        <w:color w:val="000000"/>
       </w:rPr>
       <w:tblPr/>
       <w:tcPr>
@@ -4962,7 +4993,7 @@
       <w:rPr>
         <w:b/>
         <w:bCs/>
-        <w:color w:val="FFFFFF" w:themeColor="background1"/>
+        <w:color w:val="000000"/>
       </w:rPr>
       <w:tblPr/>
       <w:tcPr>
@@ -5008,7 +5039,7 @@
     </w:tblStylePr>
     <w:tblStylePr w:type="nwCell">
       <w:rPr>
-        <w:color w:val="FFFFFF" w:themeColor="background1"/>
+        <w:color w:val="000000"/>
       </w:rPr>
       <w:tblPr/>
       <w:tcPr>
@@ -5053,7 +5084,7 @@
       <w:rPr>
         <w:b/>
         <w:bCs/>
-        <w:color w:val="FFFFFF" w:themeColor="background1"/>
+        <w:color w:val="000000"/>
       </w:rPr>
       <w:tblPr/>
       <w:tcPr>
@@ -5073,7 +5104,7 @@
         <w:spacing w:before="0" w:after="0" w:line="240" w:lineRule="auto"/>
       </w:pPr>
       <w:rPr>
-        <w:color w:val="auto"/>
+        <w:color w:val="000000"/>
       </w:rPr>
       <w:tblPr/>
       <w:tcPr>
@@ -5092,7 +5123,7 @@
       <w:rPr>
         <w:b/>
         <w:bCs/>
-        <w:color w:val="FFFFFF" w:themeColor="background1"/>
+        <w:color w:val="000000"/>
       </w:rPr>
       <w:tblPr/>
       <w:tcPr>
@@ -5111,7 +5142,7 @@
       <w:rPr>
         <w:b/>
         <w:bCs/>
-        <w:color w:val="FFFFFF" w:themeColor="background1"/>
+        <w:color w:val="000000"/>
       </w:rPr>
       <w:tblPr/>
       <w:tcPr>
@@ -5157,7 +5188,7 @@
     </w:tblStylePr>
     <w:tblStylePr w:type="nwCell">
       <w:rPr>
-        <w:color w:val="FFFFFF" w:themeColor="background1"/>
+        <w:color w:val="000000"/>
       </w:rPr>
       <w:tblPr/>
       <w:tcPr>
@@ -5202,7 +5233,7 @@
       <w:rPr>
         <w:b/>
         <w:bCs/>
-        <w:color w:val="FFFFFF" w:themeColor="background1"/>
+        <w:color w:val="000000"/>
       </w:rPr>
       <w:tblPr/>
       <w:tcPr>
@@ -5222,7 +5253,7 @@
         <w:spacing w:before="0" w:after="0" w:line="240" w:lineRule="auto"/>
       </w:pPr>
       <w:rPr>
-        <w:color w:val="auto"/>
+        <w:color w:val="000000"/>
       </w:rPr>
       <w:tblPr/>
       <w:tcPr>
@@ -5241,7 +5272,7 @@
       <w:rPr>
         <w:b/>
         <w:bCs/>
-        <w:color w:val="FFFFFF" w:themeColor="background1"/>
+        <w:color w:val="000000"/>
       </w:rPr>
       <w:tblPr/>
       <w:tcPr>
@@ -5260,7 +5291,7 @@
       <w:rPr>
         <w:b/>
         <w:bCs/>
-        <w:color w:val="FFFFFF" w:themeColor="background1"/>
+        <w:color w:val="000000"/>
       </w:rPr>
       <w:tblPr/>
       <w:tcPr>
@@ -5306,7 +5337,7 @@
     </w:tblStylePr>
     <w:tblStylePr w:type="nwCell">
       <w:rPr>
-        <w:color w:val="FFFFFF" w:themeColor="background1"/>
+        <w:color w:val="000000"/>
       </w:rPr>
       <w:tblPr/>
       <w:tcPr>
@@ -5351,7 +5382,7 @@
       <w:rPr>
         <w:b/>
         <w:bCs/>
-        <w:color w:val="FFFFFF" w:themeColor="background1"/>
+        <w:color w:val="000000"/>
       </w:rPr>
       <w:tblPr/>
       <w:tcPr>
@@ -5371,7 +5402,7 @@
         <w:spacing w:before="0" w:after="0" w:line="240" w:lineRule="auto"/>
       </w:pPr>
       <w:rPr>
-        <w:color w:val="auto"/>
+        <w:color w:val="000000"/>
       </w:rPr>
       <w:tblPr/>
       <w:tcPr>
@@ -5390,7 +5421,7 @@
       <w:rPr>
         <w:b/>
         <w:bCs/>
-        <w:color w:val="FFFFFF" w:themeColor="background1"/>
+        <w:color w:val="000000"/>
       </w:rPr>
       <w:tblPr/>
       <w:tcPr>
@@ -5409,7 +5440,7 @@
       <w:rPr>
         <w:b/>
         <w:bCs/>
-        <w:color w:val="FFFFFF" w:themeColor="background1"/>
+        <w:color w:val="000000"/>
       </w:rPr>
       <w:tblPr/>
       <w:tcPr>
@@ -5455,7 +5486,7 @@
     </w:tblStylePr>
     <w:tblStylePr w:type="nwCell">
       <w:rPr>
-        <w:color w:val="FFFFFF" w:themeColor="background1"/>
+        <w:color w:val="000000"/>
       </w:rPr>
       <w:tblPr/>
       <w:tcPr>
@@ -5479,7 +5510,7 @@
       <w:spacing w:after="0" w:line="240" w:lineRule="auto"/>
     </w:pPr>
     <w:rPr>
-      <w:color w:val="000000" w:themeColor="text1"/>
+      <w:color w:val="000000"/>
     </w:rPr>
     <w:tblPr>
       <w:tblStyleRowBandSize w:val="1"/>
@@ -5498,7 +5529,7 @@
     </w:tblPr>
     <w:tblStylePr w:type="firstRow">
       <w:rPr>
-        <w:rFonts w:asciiTheme="majorHAnsi" w:eastAsiaTheme="majorEastAsia" w:hAnsiTheme="majorHAnsi" w:cstheme="majorBidi"/>
+        <w:rFonts w:asciiTheme="majorHAnsi" w:eastAsiaTheme="majorEastAsia" w:hAnsiTheme="majorHAnsi" w:cstheme="majorBidi" w:ascii="宋体" w:hAnsi="宋体" w:eastAsia="宋体" w:cs="宋体"/>
       </w:rPr>
       <w:tblPr/>
       <w:tcPr>
@@ -5512,7 +5543,7 @@
       <w:rPr>
         <w:b/>
         <w:bCs/>
-        <w:color w:val="1F497D" w:themeColor="text2"/>
+        <w:color w:val="000000"/>
       </w:rPr>
       <w:tblPr/>
       <w:tcPr>
@@ -5563,7 +5594,7 @@
       <w:spacing w:after="0" w:line="240" w:lineRule="auto"/>
     </w:pPr>
     <w:rPr>
-      <w:color w:val="000000" w:themeColor="text1"/>
+      <w:color w:val="000000"/>
     </w:rPr>
     <w:tblPr>
       <w:tblStyleRowBandSize w:val="1"/>
@@ -5582,7 +5613,7 @@
     </w:tblPr>
     <w:tblStylePr w:type="firstRow">
       <w:rPr>
-        <w:rFonts w:asciiTheme="majorHAnsi" w:eastAsiaTheme="majorEastAsia" w:hAnsiTheme="majorHAnsi" w:cstheme="majorBidi"/>
+        <w:rFonts w:asciiTheme="majorHAnsi" w:eastAsiaTheme="majorEastAsia" w:hAnsiTheme="majorHAnsi" w:cstheme="majorBidi" w:ascii="宋体" w:hAnsi="宋体" w:eastAsia="宋体" w:cs="宋体"/>
       </w:rPr>
       <w:tblPr/>
       <w:tcPr>
@@ -5596,7 +5627,7 @@
       <w:rPr>
         <w:b/>
         <w:bCs/>
-        <w:color w:val="1F497D" w:themeColor="text2"/>
+        <w:color w:val="000000"/>
       </w:rPr>
       <w:tblPr/>
       <w:tcPr>
@@ -5647,7 +5678,7 @@
       <w:spacing w:after="0" w:line="240" w:lineRule="auto"/>
     </w:pPr>
     <w:rPr>
-      <w:color w:val="000000" w:themeColor="text1"/>
+      <w:color w:val="000000"/>
     </w:rPr>
     <w:tblPr>
       <w:tblStyleRowBandSize w:val="1"/>
@@ -5666,7 +5697,7 @@
     </w:tblPr>
     <w:tblStylePr w:type="firstRow">
       <w:rPr>
-        <w:rFonts w:asciiTheme="majorHAnsi" w:eastAsiaTheme="majorEastAsia" w:hAnsiTheme="majorHAnsi" w:cstheme="majorBidi"/>
+        <w:rFonts w:asciiTheme="majorHAnsi" w:eastAsiaTheme="majorEastAsia" w:hAnsiTheme="majorHAnsi" w:cstheme="majorBidi" w:ascii="宋体" w:hAnsi="宋体" w:eastAsia="宋体" w:cs="宋体"/>
       </w:rPr>
       <w:tblPr/>
       <w:tcPr>
@@ -5680,7 +5711,7 @@
       <w:rPr>
         <w:b/>
         <w:bCs/>
-        <w:color w:val="1F497D" w:themeColor="text2"/>
+        <w:color w:val="000000"/>
       </w:rPr>
       <w:tblPr/>
       <w:tcPr>
@@ -5731,7 +5762,7 @@
       <w:spacing w:after="0" w:line="240" w:lineRule="auto"/>
     </w:pPr>
     <w:rPr>
-      <w:color w:val="000000" w:themeColor="text1"/>
+      <w:color w:val="000000"/>
     </w:rPr>
     <w:tblPr>
       <w:tblStyleRowBandSize w:val="1"/>
@@ -5750,7 +5781,7 @@
     </w:tblPr>
     <w:tblStylePr w:type="firstRow">
       <w:rPr>
-        <w:rFonts w:asciiTheme="majorHAnsi" w:eastAsiaTheme="majorEastAsia" w:hAnsiTheme="majorHAnsi" w:cstheme="majorBidi"/>
+        <w:rFonts w:asciiTheme="majorHAnsi" w:eastAsiaTheme="majorEastAsia" w:hAnsiTheme="majorHAnsi" w:cstheme="majorBidi" w:ascii="宋体" w:hAnsi="宋体" w:eastAsia="宋体" w:cs="宋体"/>
       </w:rPr>
       <w:tblPr/>
       <w:tcPr>
@@ -5764,7 +5795,7 @@
       <w:rPr>
         <w:b/>
         <w:bCs/>
-        <w:color w:val="1F497D" w:themeColor="text2"/>
+        <w:color w:val="000000"/>
       </w:rPr>
       <w:tblPr/>
       <w:tcPr>
@@ -5815,7 +5846,7 @@
       <w:spacing w:after="0" w:line="240" w:lineRule="auto"/>
     </w:pPr>
     <w:rPr>
-      <w:color w:val="000000" w:themeColor="text1"/>
+      <w:color w:val="000000"/>
     </w:rPr>
     <w:tblPr>
       <w:tblStyleRowBandSize w:val="1"/>
@@ -5834,7 +5865,7 @@
     </w:tblPr>
     <w:tblStylePr w:type="firstRow">
       <w:rPr>
-        <w:rFonts w:asciiTheme="majorHAnsi" w:eastAsiaTheme="majorEastAsia" w:hAnsiTheme="majorHAnsi" w:cstheme="majorBidi"/>
+        <w:rFonts w:asciiTheme="majorHAnsi" w:eastAsiaTheme="majorEastAsia" w:hAnsiTheme="majorHAnsi" w:cstheme="majorBidi" w:ascii="宋体" w:hAnsi="宋体" w:eastAsia="宋体" w:cs="宋体"/>
       </w:rPr>
       <w:tblPr/>
       <w:tcPr>
@@ -5848,7 +5879,7 @@
       <w:rPr>
         <w:b/>
         <w:bCs/>
-        <w:color w:val="1F497D" w:themeColor="text2"/>
+        <w:color w:val="000000"/>
       </w:rPr>
       <w:tblPr/>
       <w:tcPr>
@@ -5899,7 +5930,7 @@
       <w:spacing w:after="0" w:line="240" w:lineRule="auto"/>
     </w:pPr>
     <w:rPr>
-      <w:color w:val="000000" w:themeColor="text1"/>
+      <w:color w:val="000000"/>
     </w:rPr>
     <w:tblPr>
       <w:tblStyleRowBandSize w:val="1"/>
@@ -5918,7 +5949,7 @@
     </w:tblPr>
     <w:tblStylePr w:type="firstRow">
       <w:rPr>
-        <w:rFonts w:asciiTheme="majorHAnsi" w:eastAsiaTheme="majorEastAsia" w:hAnsiTheme="majorHAnsi" w:cstheme="majorBidi"/>
+        <w:rFonts w:asciiTheme="majorHAnsi" w:eastAsiaTheme="majorEastAsia" w:hAnsiTheme="majorHAnsi" w:cstheme="majorBidi" w:ascii="宋体" w:hAnsi="宋体" w:eastAsia="宋体" w:cs="宋体"/>
       </w:rPr>
       <w:tblPr/>
       <w:tcPr>
@@ -5932,7 +5963,7 @@
       <w:rPr>
         <w:b/>
         <w:bCs/>
-        <w:color w:val="1F497D" w:themeColor="text2"/>
+        <w:color w:val="000000"/>
       </w:rPr>
       <w:tblPr/>
       <w:tcPr>
@@ -5983,7 +6014,7 @@
       <w:spacing w:after="0" w:line="240" w:lineRule="auto"/>
     </w:pPr>
     <w:rPr>
-      <w:color w:val="000000" w:themeColor="text1"/>
+      <w:color w:val="000000"/>
     </w:rPr>
     <w:tblPr>
       <w:tblStyleRowBandSize w:val="1"/>
@@ -6002,7 +6033,7 @@
     </w:tblPr>
     <w:tblStylePr w:type="firstRow">
       <w:rPr>
-        <w:rFonts w:asciiTheme="majorHAnsi" w:eastAsiaTheme="majorEastAsia" w:hAnsiTheme="majorHAnsi" w:cstheme="majorBidi"/>
+        <w:rFonts w:asciiTheme="majorHAnsi" w:eastAsiaTheme="majorEastAsia" w:hAnsiTheme="majorHAnsi" w:cstheme="majorBidi" w:ascii="宋体" w:hAnsi="宋体" w:eastAsia="宋体" w:cs="宋体"/>
       </w:rPr>
       <w:tblPr/>
       <w:tcPr>
@@ -6016,7 +6047,7 @@
       <w:rPr>
         <w:b/>
         <w:bCs/>
-        <w:color w:val="1F497D" w:themeColor="text2"/>
+        <w:color w:val="000000"/>
       </w:rPr>
       <w:tblPr/>
       <w:tcPr>
@@ -6067,8 +6098,8 @@
       <w:spacing w:after="0" w:line="240" w:lineRule="auto"/>
     </w:pPr>
     <w:rPr>
-      <w:rFonts w:asciiTheme="majorHAnsi" w:eastAsiaTheme="majorEastAsia" w:hAnsiTheme="majorHAnsi" w:cstheme="majorBidi"/>
-      <w:color w:val="000000" w:themeColor="text1"/>
+      <w:rFonts w:asciiTheme="majorHAnsi" w:eastAsiaTheme="majorEastAsia" w:hAnsiTheme="majorHAnsi" w:cstheme="majorBidi" w:ascii="宋体" w:hAnsi="宋体" w:eastAsia="宋体" w:cs="宋体"/>
+      <w:color w:val="000000"/>
     </w:rPr>
     <w:tblPr>
       <w:tblStyleRowBandSize w:val="1"/>
@@ -6195,8 +6226,8 @@
       <w:spacing w:after="0" w:line="240" w:lineRule="auto"/>
     </w:pPr>
     <w:rPr>
-      <w:rFonts w:asciiTheme="majorHAnsi" w:eastAsiaTheme="majorEastAsia" w:hAnsiTheme="majorHAnsi" w:cstheme="majorBidi"/>
-      <w:color w:val="000000" w:themeColor="text1"/>
+      <w:rFonts w:asciiTheme="majorHAnsi" w:eastAsiaTheme="majorEastAsia" w:hAnsiTheme="majorHAnsi" w:cstheme="majorBidi" w:ascii="宋体" w:hAnsi="宋体" w:eastAsia="宋体" w:cs="宋体"/>
+      <w:color w:val="000000"/>
     </w:rPr>
     <w:tblPr>
       <w:tblStyleRowBandSize w:val="1"/>
@@ -6323,8 +6354,8 @@
       <w:spacing w:after="0" w:line="240" w:lineRule="auto"/>
     </w:pPr>
     <w:rPr>
-      <w:rFonts w:asciiTheme="majorHAnsi" w:eastAsiaTheme="majorEastAsia" w:hAnsiTheme="majorHAnsi" w:cstheme="majorBidi"/>
-      <w:color w:val="000000" w:themeColor="text1"/>
+      <w:rFonts w:asciiTheme="majorHAnsi" w:eastAsiaTheme="majorEastAsia" w:hAnsiTheme="majorHAnsi" w:cstheme="majorBidi" w:ascii="宋体" w:hAnsi="宋体" w:eastAsia="宋体" w:cs="宋体"/>
+      <w:color w:val="000000"/>
     </w:rPr>
     <w:tblPr>
       <w:tblStyleRowBandSize w:val="1"/>
@@ -6451,8 +6482,8 @@
       <w:spacing w:after="0" w:line="240" w:lineRule="auto"/>
     </w:pPr>
     <w:rPr>
-      <w:rFonts w:asciiTheme="majorHAnsi" w:eastAsiaTheme="majorEastAsia" w:hAnsiTheme="majorHAnsi" w:cstheme="majorBidi"/>
-      <w:color w:val="000000" w:themeColor="text1"/>
+      <w:rFonts w:asciiTheme="majorHAnsi" w:eastAsiaTheme="majorEastAsia" w:hAnsiTheme="majorHAnsi" w:cstheme="majorBidi" w:ascii="宋体" w:hAnsi="宋体" w:eastAsia="宋体" w:cs="宋体"/>
+      <w:color w:val="000000"/>
     </w:rPr>
     <w:tblPr>
       <w:tblStyleRowBandSize w:val="1"/>
@@ -6579,8 +6610,8 @@
       <w:spacing w:after="0" w:line="240" w:lineRule="auto"/>
     </w:pPr>
     <w:rPr>
-      <w:rFonts w:asciiTheme="majorHAnsi" w:eastAsiaTheme="majorEastAsia" w:hAnsiTheme="majorHAnsi" w:cstheme="majorBidi"/>
-      <w:color w:val="000000" w:themeColor="text1"/>
+      <w:rFonts w:asciiTheme="majorHAnsi" w:eastAsiaTheme="majorEastAsia" w:hAnsiTheme="majorHAnsi" w:cstheme="majorBidi" w:ascii="宋体" w:hAnsi="宋体" w:eastAsia="宋体" w:cs="宋体"/>
+      <w:color w:val="000000"/>
     </w:rPr>
     <w:tblPr>
       <w:tblStyleRowBandSize w:val="1"/>
@@ -6707,8 +6738,8 @@
       <w:spacing w:after="0" w:line="240" w:lineRule="auto"/>
     </w:pPr>
     <w:rPr>
-      <w:rFonts w:asciiTheme="majorHAnsi" w:eastAsiaTheme="majorEastAsia" w:hAnsiTheme="majorHAnsi" w:cstheme="majorBidi"/>
-      <w:color w:val="000000" w:themeColor="text1"/>
+      <w:rFonts w:asciiTheme="majorHAnsi" w:eastAsiaTheme="majorEastAsia" w:hAnsiTheme="majorHAnsi" w:cstheme="majorBidi" w:ascii="宋体" w:hAnsi="宋体" w:eastAsia="宋体" w:cs="宋体"/>
+      <w:color w:val="000000"/>
     </w:rPr>
     <w:tblPr>
       <w:tblStyleRowBandSize w:val="1"/>
@@ -6835,8 +6866,8 @@
       <w:spacing w:after="0" w:line="240" w:lineRule="auto"/>
     </w:pPr>
     <w:rPr>
-      <w:rFonts w:asciiTheme="majorHAnsi" w:eastAsiaTheme="majorEastAsia" w:hAnsiTheme="majorHAnsi" w:cstheme="majorBidi"/>
-      <w:color w:val="000000" w:themeColor="text1"/>
+      <w:rFonts w:asciiTheme="majorHAnsi" w:eastAsiaTheme="majorEastAsia" w:hAnsiTheme="majorHAnsi" w:cstheme="majorBidi" w:ascii="宋体" w:hAnsi="宋体" w:eastAsia="宋体" w:cs="宋体"/>
+      <w:color w:val="000000"/>
     </w:rPr>
     <w:tblPr>
       <w:tblStyleRowBandSize w:val="1"/>
@@ -7474,8 +7505,8 @@
       <w:spacing w:after="0" w:line="240" w:lineRule="auto"/>
     </w:pPr>
     <w:rPr>
-      <w:rFonts w:asciiTheme="majorHAnsi" w:eastAsiaTheme="majorEastAsia" w:hAnsiTheme="majorHAnsi" w:cstheme="majorBidi"/>
-      <w:color w:val="000000" w:themeColor="text1"/>
+      <w:rFonts w:asciiTheme="majorHAnsi" w:eastAsiaTheme="majorEastAsia" w:hAnsiTheme="majorHAnsi" w:cstheme="majorBidi" w:ascii="宋体" w:hAnsi="宋体" w:eastAsia="宋体" w:cs="宋体"/>
+      <w:color w:val="000000"/>
     </w:rPr>
     <w:tblPr>
       <w:tblStyleRowBandSize w:val="1"/>
@@ -7503,7 +7534,7 @@
       <w:rPr>
         <w:b/>
         <w:bCs/>
-        <w:color w:val="000000" w:themeColor="text1"/>
+        <w:color w:val="000000"/>
       </w:rPr>
       <w:tblPr/>
       <w:tcPr>
@@ -7514,7 +7545,7 @@
       <w:rPr>
         <w:b/>
         <w:bCs/>
-        <w:color w:val="000000" w:themeColor="text1"/>
+        <w:color w:val="000000"/>
       </w:rPr>
       <w:tblPr/>
       <w:tcPr>
@@ -7533,7 +7564,7 @@
       <w:rPr>
         <w:b/>
         <w:bCs/>
-        <w:color w:val="000000" w:themeColor="text1"/>
+        <w:color w:val="000000"/>
       </w:rPr>
       <w:tblPr/>
       <w:tcPr>
@@ -7552,7 +7583,7 @@
       <w:rPr>
         <w:b w:val="0"/>
         <w:bCs w:val="0"/>
-        <w:color w:val="000000" w:themeColor="text1"/>
+        <w:color w:val="000000"/>
       </w:rPr>
       <w:tblPr/>
       <w:tcPr>
@@ -7599,8 +7630,8 @@
       <w:spacing w:after="0" w:line="240" w:lineRule="auto"/>
     </w:pPr>
     <w:rPr>
-      <w:rFonts w:asciiTheme="majorHAnsi" w:eastAsiaTheme="majorEastAsia" w:hAnsiTheme="majorHAnsi" w:cstheme="majorBidi"/>
-      <w:color w:val="000000" w:themeColor="text1"/>
+      <w:rFonts w:asciiTheme="majorHAnsi" w:eastAsiaTheme="majorEastAsia" w:hAnsiTheme="majorHAnsi" w:cstheme="majorBidi" w:ascii="宋体" w:hAnsi="宋体" w:eastAsia="宋体" w:cs="宋体"/>
+      <w:color w:val="000000"/>
     </w:rPr>
     <w:tblPr>
       <w:tblStyleRowBandSize w:val="1"/>
@@ -7628,7 +7659,7 @@
       <w:rPr>
         <w:b/>
         <w:bCs/>
-        <w:color w:val="000000" w:themeColor="text1"/>
+        <w:color w:val="000000"/>
       </w:rPr>
       <w:tblPr/>
       <w:tcPr>
@@ -7639,7 +7670,7 @@
       <w:rPr>
         <w:b/>
         <w:bCs/>
-        <w:color w:val="000000" w:themeColor="text1"/>
+        <w:color w:val="000000"/>
       </w:rPr>
       <w:tblPr/>
       <w:tcPr>
@@ -7658,7 +7689,7 @@
       <w:rPr>
         <w:b/>
         <w:bCs/>
-        <w:color w:val="000000" w:themeColor="text1"/>
+        <w:color w:val="000000"/>
       </w:rPr>
       <w:tblPr/>
       <w:tcPr>
@@ -7677,7 +7708,7 @@
       <w:rPr>
         <w:b w:val="0"/>
         <w:bCs w:val="0"/>
-        <w:color w:val="000000" w:themeColor="text1"/>
+        <w:color w:val="000000"/>
       </w:rPr>
       <w:tblPr/>
       <w:tcPr>
@@ -7724,8 +7755,8 @@
       <w:spacing w:after="0" w:line="240" w:lineRule="auto"/>
     </w:pPr>
     <w:rPr>
-      <w:rFonts w:asciiTheme="majorHAnsi" w:eastAsiaTheme="majorEastAsia" w:hAnsiTheme="majorHAnsi" w:cstheme="majorBidi"/>
-      <w:color w:val="000000" w:themeColor="text1"/>
+      <w:rFonts w:asciiTheme="majorHAnsi" w:eastAsiaTheme="majorEastAsia" w:hAnsiTheme="majorHAnsi" w:cstheme="majorBidi" w:ascii="宋体" w:hAnsi="宋体" w:eastAsia="宋体" w:cs="宋体"/>
+      <w:color w:val="000000"/>
     </w:rPr>
     <w:tblPr>
       <w:tblStyleRowBandSize w:val="1"/>
@@ -7753,7 +7784,7 @@
       <w:rPr>
         <w:b/>
         <w:bCs/>
-        <w:color w:val="000000" w:themeColor="text1"/>
+        <w:color w:val="000000"/>
       </w:rPr>
       <w:tblPr/>
       <w:tcPr>
@@ -7764,7 +7795,7 @@
       <w:rPr>
         <w:b/>
         <w:bCs/>
-        <w:color w:val="000000" w:themeColor="text1"/>
+        <w:color w:val="000000"/>
       </w:rPr>
       <w:tblPr/>
       <w:tcPr>
@@ -7783,7 +7814,7 @@
       <w:rPr>
         <w:b/>
         <w:bCs/>
-        <w:color w:val="000000" w:themeColor="text1"/>
+        <w:color w:val="000000"/>
       </w:rPr>
       <w:tblPr/>
       <w:tcPr>
@@ -7802,7 +7833,7 @@
       <w:rPr>
         <w:b w:val="0"/>
         <w:bCs w:val="0"/>
-        <w:color w:val="000000" w:themeColor="text1"/>
+        <w:color w:val="000000"/>
       </w:rPr>
       <w:tblPr/>
       <w:tcPr>
@@ -7849,8 +7880,8 @@
       <w:spacing w:after="0" w:line="240" w:lineRule="auto"/>
     </w:pPr>
     <w:rPr>
-      <w:rFonts w:asciiTheme="majorHAnsi" w:eastAsiaTheme="majorEastAsia" w:hAnsiTheme="majorHAnsi" w:cstheme="majorBidi"/>
-      <w:color w:val="000000" w:themeColor="text1"/>
+      <w:rFonts w:asciiTheme="majorHAnsi" w:eastAsiaTheme="majorEastAsia" w:hAnsiTheme="majorHAnsi" w:cstheme="majorBidi" w:ascii="宋体" w:hAnsi="宋体" w:eastAsia="宋体" w:cs="宋体"/>
+      <w:color w:val="000000"/>
     </w:rPr>
     <w:tblPr>
       <w:tblStyleRowBandSize w:val="1"/>
@@ -7878,7 +7909,7 @@
       <w:rPr>
         <w:b/>
         <w:bCs/>
-        <w:color w:val="000000" w:themeColor="text1"/>
+        <w:color w:val="000000"/>
       </w:rPr>
       <w:tblPr/>
       <w:tcPr>
@@ -7889,7 +7920,7 @@
       <w:rPr>
         <w:b/>
         <w:bCs/>
-        <w:color w:val="000000" w:themeColor="text1"/>
+        <w:color w:val="000000"/>
       </w:rPr>
       <w:tblPr/>
       <w:tcPr>
@@ -7908,7 +7939,7 @@
       <w:rPr>
         <w:b/>
         <w:bCs/>
-        <w:color w:val="000000" w:themeColor="text1"/>
+        <w:color w:val="000000"/>
       </w:rPr>
       <w:tblPr/>
       <w:tcPr>
@@ -7927,7 +7958,7 @@
       <w:rPr>
         <w:b w:val="0"/>
         <w:bCs w:val="0"/>
-        <w:color w:val="000000" w:themeColor="text1"/>
+        <w:color w:val="000000"/>
       </w:rPr>
       <w:tblPr/>
       <w:tcPr>
@@ -7974,8 +8005,8 @@
       <w:spacing w:after="0" w:line="240" w:lineRule="auto"/>
     </w:pPr>
     <w:rPr>
-      <w:rFonts w:asciiTheme="majorHAnsi" w:eastAsiaTheme="majorEastAsia" w:hAnsiTheme="majorHAnsi" w:cstheme="majorBidi"/>
-      <w:color w:val="000000" w:themeColor="text1"/>
+      <w:rFonts w:asciiTheme="majorHAnsi" w:eastAsiaTheme="majorEastAsia" w:hAnsiTheme="majorHAnsi" w:cstheme="majorBidi" w:ascii="宋体" w:hAnsi="宋体" w:eastAsia="宋体" w:cs="宋体"/>
+      <w:color w:val="000000"/>
     </w:rPr>
     <w:tblPr>
       <w:tblStyleRowBandSize w:val="1"/>
@@ -8003,7 +8034,7 @@
       <w:rPr>
         <w:b/>
         <w:bCs/>
-        <w:color w:val="000000" w:themeColor="text1"/>
+        <w:color w:val="000000"/>
       </w:rPr>
       <w:tblPr/>
       <w:tcPr>
@@ -8014,7 +8045,7 @@
       <w:rPr>
         <w:b/>
         <w:bCs/>
-        <w:color w:val="000000" w:themeColor="text1"/>
+        <w:color w:val="000000"/>
       </w:rPr>
       <w:tblPr/>
       <w:tcPr>
@@ -8033,7 +8064,7 @@
       <w:rPr>
         <w:b/>
         <w:bCs/>
-        <w:color w:val="000000" w:themeColor="text1"/>
+        <w:color w:val="000000"/>
       </w:rPr>
       <w:tblPr/>
       <w:tcPr>
@@ -8052,7 +8083,7 @@
       <w:rPr>
         <w:b w:val="0"/>
         <w:bCs w:val="0"/>
-        <w:color w:val="000000" w:themeColor="text1"/>
+        <w:color w:val="000000"/>
       </w:rPr>
       <w:tblPr/>
       <w:tcPr>
@@ -8099,8 +8130,8 @@
       <w:spacing w:after="0" w:line="240" w:lineRule="auto"/>
     </w:pPr>
     <w:rPr>
-      <w:rFonts w:asciiTheme="majorHAnsi" w:eastAsiaTheme="majorEastAsia" w:hAnsiTheme="majorHAnsi" w:cstheme="majorBidi"/>
-      <w:color w:val="000000" w:themeColor="text1"/>
+      <w:rFonts w:asciiTheme="majorHAnsi" w:eastAsiaTheme="majorEastAsia" w:hAnsiTheme="majorHAnsi" w:cstheme="majorBidi" w:ascii="宋体" w:hAnsi="宋体" w:eastAsia="宋体" w:cs="宋体"/>
+      <w:color w:val="000000"/>
     </w:rPr>
     <w:tblPr>
       <w:tblStyleRowBandSize w:val="1"/>
@@ -8128,7 +8159,7 @@
       <w:rPr>
         <w:b/>
         <w:bCs/>
-        <w:color w:val="000000" w:themeColor="text1"/>
+        <w:color w:val="000000"/>
       </w:rPr>
       <w:tblPr/>
       <w:tcPr>
@@ -8139,7 +8170,7 @@
       <w:rPr>
         <w:b/>
         <w:bCs/>
-        <w:color w:val="000000" w:themeColor="text1"/>
+        <w:color w:val="000000"/>
       </w:rPr>
       <w:tblPr/>
       <w:tcPr>
@@ -8158,7 +8189,7 @@
       <w:rPr>
         <w:b/>
         <w:bCs/>
-        <w:color w:val="000000" w:themeColor="text1"/>
+        <w:color w:val="000000"/>
       </w:rPr>
       <w:tblPr/>
       <w:tcPr>
@@ -8177,7 +8208,7 @@
       <w:rPr>
         <w:b w:val="0"/>
         <w:bCs w:val="0"/>
-        <w:color w:val="000000" w:themeColor="text1"/>
+        <w:color w:val="000000"/>
       </w:rPr>
       <w:tblPr/>
       <w:tcPr>
@@ -8224,8 +8255,8 @@
       <w:spacing w:after="0" w:line="240" w:lineRule="auto"/>
     </w:pPr>
     <w:rPr>
-      <w:rFonts w:asciiTheme="majorHAnsi" w:eastAsiaTheme="majorEastAsia" w:hAnsiTheme="majorHAnsi" w:cstheme="majorBidi"/>
-      <w:color w:val="000000" w:themeColor="text1"/>
+      <w:rFonts w:asciiTheme="majorHAnsi" w:eastAsiaTheme="majorEastAsia" w:hAnsiTheme="majorHAnsi" w:cstheme="majorBidi" w:ascii="宋体" w:hAnsi="宋体" w:eastAsia="宋体" w:cs="宋体"/>
+      <w:color w:val="000000"/>
     </w:rPr>
     <w:tblPr>
       <w:tblStyleRowBandSize w:val="1"/>
@@ -8253,7 +8284,7 @@
       <w:rPr>
         <w:b/>
         <w:bCs/>
-        <w:color w:val="000000" w:themeColor="text1"/>
+        <w:color w:val="000000"/>
       </w:rPr>
       <w:tblPr/>
       <w:tcPr>
@@ -8264,7 +8295,7 @@
       <w:rPr>
         <w:b/>
         <w:bCs/>
-        <w:color w:val="000000" w:themeColor="text1"/>
+        <w:color w:val="000000"/>
       </w:rPr>
       <w:tblPr/>
       <w:tcPr>
@@ -8283,7 +8314,7 @@
       <w:rPr>
         <w:b/>
         <w:bCs/>
-        <w:color w:val="000000" w:themeColor="text1"/>
+        <w:color w:val="000000"/>
       </w:rPr>
       <w:tblPr/>
       <w:tcPr>
@@ -8302,7 +8333,7 @@
       <w:rPr>
         <w:b w:val="0"/>
         <w:bCs w:val="0"/>
-        <w:color w:val="000000" w:themeColor="text1"/>
+        <w:color w:val="000000"/>
       </w:rPr>
       <w:tblPr/>
       <w:tcPr>
@@ -8376,7 +8407,7 @@
         <w:bCs/>
         <w:i w:val="0"/>
         <w:iCs w:val="0"/>
-        <w:color w:val="FFFFFF" w:themeColor="background1"/>
+        <w:color w:val="000000"/>
       </w:rPr>
       <w:tblPr/>
       <w:tcPr>
@@ -8397,7 +8428,7 @@
         <w:bCs/>
         <w:i w:val="0"/>
         <w:iCs w:val="0"/>
-        <w:color w:val="FFFFFF" w:themeColor="background1"/>
+        <w:color w:val="000000"/>
       </w:rPr>
       <w:tblPr/>
       <w:tcPr>
@@ -8418,7 +8449,7 @@
         <w:bCs/>
         <w:i w:val="0"/>
         <w:iCs w:val="0"/>
-        <w:color w:val="FFFFFF" w:themeColor="background1"/>
+        <w:color w:val="000000"/>
       </w:rPr>
       <w:tblPr/>
       <w:tcPr>
@@ -8437,7 +8468,7 @@
         <w:bCs/>
         <w:i w:val="0"/>
         <w:iCs w:val="0"/>
-        <w:color w:val="FFFFFF" w:themeColor="background1"/>
+        <w:color w:val="000000"/>
       </w:rPr>
       <w:tblPr/>
       <w:tcPr>
@@ -8517,7 +8548,7 @@
         <w:bCs/>
         <w:i w:val="0"/>
         <w:iCs w:val="0"/>
-        <w:color w:val="FFFFFF" w:themeColor="background1"/>
+        <w:color w:val="000000"/>
       </w:rPr>
       <w:tblPr/>
       <w:tcPr>
@@ -8538,7 +8569,7 @@
         <w:bCs/>
         <w:i w:val="0"/>
         <w:iCs w:val="0"/>
-        <w:color w:val="FFFFFF" w:themeColor="background1"/>
+        <w:color w:val="000000"/>
       </w:rPr>
       <w:tblPr/>
       <w:tcPr>
@@ -8559,7 +8590,7 @@
         <w:bCs/>
         <w:i w:val="0"/>
         <w:iCs w:val="0"/>
-        <w:color w:val="FFFFFF" w:themeColor="background1"/>
+        <w:color w:val="000000"/>
       </w:rPr>
       <w:tblPr/>
       <w:tcPr>
@@ -8578,7 +8609,7 @@
         <w:bCs/>
         <w:i w:val="0"/>
         <w:iCs w:val="0"/>
-        <w:color w:val="FFFFFF" w:themeColor="background1"/>
+        <w:color w:val="000000"/>
       </w:rPr>
       <w:tblPr/>
       <w:tcPr>
@@ -8658,7 +8689,7 @@
         <w:bCs/>
         <w:i w:val="0"/>
         <w:iCs w:val="0"/>
-        <w:color w:val="FFFFFF" w:themeColor="background1"/>
+        <w:color w:val="000000"/>
       </w:rPr>
       <w:tblPr/>
       <w:tcPr>
@@ -8679,7 +8710,7 @@
         <w:bCs/>
         <w:i w:val="0"/>
         <w:iCs w:val="0"/>
-        <w:color w:val="FFFFFF" w:themeColor="background1"/>
+        <w:color w:val="000000"/>
       </w:rPr>
       <w:tblPr/>
       <w:tcPr>
@@ -8700,7 +8731,7 @@
         <w:bCs/>
         <w:i w:val="0"/>
         <w:iCs w:val="0"/>
-        <w:color w:val="FFFFFF" w:themeColor="background1"/>
+        <w:color w:val="000000"/>
       </w:rPr>
       <w:tblPr/>
       <w:tcPr>
@@ -8719,7 +8750,7 @@
         <w:bCs/>
         <w:i w:val="0"/>
         <w:iCs w:val="0"/>
-        <w:color w:val="FFFFFF" w:themeColor="background1"/>
+        <w:color w:val="000000"/>
       </w:rPr>
       <w:tblPr/>
       <w:tcPr>
@@ -8799,7 +8830,7 @@
         <w:bCs/>
         <w:i w:val="0"/>
         <w:iCs w:val="0"/>
-        <w:color w:val="FFFFFF" w:themeColor="background1"/>
+        <w:color w:val="000000"/>
       </w:rPr>
       <w:tblPr/>
       <w:tcPr>
@@ -8820,7 +8851,7 @@
         <w:bCs/>
         <w:i w:val="0"/>
         <w:iCs w:val="0"/>
-        <w:color w:val="FFFFFF" w:themeColor="background1"/>
+        <w:color w:val="000000"/>
       </w:rPr>
       <w:tblPr/>
       <w:tcPr>
@@ -8841,7 +8872,7 @@
         <w:bCs/>
         <w:i w:val="0"/>
         <w:iCs w:val="0"/>
-        <w:color w:val="FFFFFF" w:themeColor="background1"/>
+        <w:color w:val="000000"/>
       </w:rPr>
       <w:tblPr/>
       <w:tcPr>
@@ -8860,7 +8891,7 @@
         <w:bCs/>
         <w:i w:val="0"/>
         <w:iCs w:val="0"/>
-        <w:color w:val="FFFFFF" w:themeColor="background1"/>
+        <w:color w:val="000000"/>
       </w:rPr>
       <w:tblPr/>
       <w:tcPr>
@@ -8940,7 +8971,7 @@
         <w:bCs/>
         <w:i w:val="0"/>
         <w:iCs w:val="0"/>
-        <w:color w:val="FFFFFF" w:themeColor="background1"/>
+        <w:color w:val="000000"/>
       </w:rPr>
       <w:tblPr/>
       <w:tcPr>
@@ -8961,7 +8992,7 @@
         <w:bCs/>
         <w:i w:val="0"/>
         <w:iCs w:val="0"/>
-        <w:color w:val="FFFFFF" w:themeColor="background1"/>
+        <w:color w:val="000000"/>
       </w:rPr>
       <w:tblPr/>
       <w:tcPr>
@@ -8982,7 +9013,7 @@
         <w:bCs/>
         <w:i w:val="0"/>
         <w:iCs w:val="0"/>
-        <w:color w:val="FFFFFF" w:themeColor="background1"/>
+        <w:color w:val="000000"/>
       </w:rPr>
       <w:tblPr/>
       <w:tcPr>
@@ -9001,7 +9032,7 @@
         <w:bCs/>
         <w:i w:val="0"/>
         <w:iCs w:val="0"/>
-        <w:color w:val="FFFFFF" w:themeColor="background1"/>
+        <w:color w:val="000000"/>
       </w:rPr>
       <w:tblPr/>
       <w:tcPr>
@@ -9081,7 +9112,7 @@
         <w:bCs/>
         <w:i w:val="0"/>
         <w:iCs w:val="0"/>
-        <w:color w:val="FFFFFF" w:themeColor="background1"/>
+        <w:color w:val="000000"/>
       </w:rPr>
       <w:tblPr/>
       <w:tcPr>
@@ -9102,7 +9133,7 @@
         <w:bCs/>
         <w:i w:val="0"/>
         <w:iCs w:val="0"/>
-        <w:color w:val="FFFFFF" w:themeColor="background1"/>
+        <w:color w:val="000000"/>
       </w:rPr>
       <w:tblPr/>
       <w:tcPr>
@@ -9123,7 +9154,7 @@
         <w:bCs/>
         <w:i w:val="0"/>
         <w:iCs w:val="0"/>
-        <w:color w:val="FFFFFF" w:themeColor="background1"/>
+        <w:color w:val="000000"/>
       </w:rPr>
       <w:tblPr/>
       <w:tcPr>
@@ -9142,7 +9173,7 @@
         <w:bCs/>
         <w:i w:val="0"/>
         <w:iCs w:val="0"/>
-        <w:color w:val="FFFFFF" w:themeColor="background1"/>
+        <w:color w:val="000000"/>
       </w:rPr>
       <w:tblPr/>
       <w:tcPr>
@@ -9222,7 +9253,7 @@
         <w:bCs/>
         <w:i w:val="0"/>
         <w:iCs w:val="0"/>
-        <w:color w:val="FFFFFF" w:themeColor="background1"/>
+        <w:color w:val="000000"/>
       </w:rPr>
       <w:tblPr/>
       <w:tcPr>
@@ -9243,7 +9274,7 @@
         <w:bCs/>
         <w:i w:val="0"/>
         <w:iCs w:val="0"/>
-        <w:color w:val="FFFFFF" w:themeColor="background1"/>
+        <w:color w:val="000000"/>
       </w:rPr>
       <w:tblPr/>
       <w:tcPr>
@@ -9264,7 +9295,7 @@
         <w:bCs/>
         <w:i w:val="0"/>
         <w:iCs w:val="0"/>
-        <w:color w:val="FFFFFF" w:themeColor="background1"/>
+        <w:color w:val="000000"/>
       </w:rPr>
       <w:tblPr/>
       <w:tcPr>
@@ -9283,7 +9314,7 @@
         <w:bCs/>
         <w:i w:val="0"/>
         <w:iCs w:val="0"/>
-        <w:color w:val="FFFFFF" w:themeColor="background1"/>
+        <w:color w:val="000000"/>
       </w:rPr>
       <w:tblPr/>
       <w:tcPr>
@@ -9336,7 +9367,7 @@
       <w:spacing w:after="0" w:line="240" w:lineRule="auto"/>
     </w:pPr>
     <w:rPr>
-      <w:color w:val="FFFFFF" w:themeColor="background1"/>
+      <w:color w:val="000000"/>
     </w:rPr>
     <w:tblPr>
       <w:tblStyleRowBandSize w:val="1"/>
@@ -9450,7 +9481,7 @@
       <w:spacing w:after="0" w:line="240" w:lineRule="auto"/>
     </w:pPr>
     <w:rPr>
-      <w:color w:val="FFFFFF" w:themeColor="background1"/>
+      <w:color w:val="000000"/>
     </w:rPr>
     <w:tblPr>
       <w:tblStyleRowBandSize w:val="1"/>
@@ -9564,7 +9595,7 @@
       <w:spacing w:after="0" w:line="240" w:lineRule="auto"/>
     </w:pPr>
     <w:rPr>
-      <w:color w:val="FFFFFF" w:themeColor="background1"/>
+      <w:color w:val="000000"/>
     </w:rPr>
     <w:tblPr>
       <w:tblStyleRowBandSize w:val="1"/>
@@ -9678,7 +9709,7 @@
       <w:spacing w:after="0" w:line="240" w:lineRule="auto"/>
     </w:pPr>
     <w:rPr>
-      <w:color w:val="FFFFFF" w:themeColor="background1"/>
+      <w:color w:val="000000"/>
     </w:rPr>
     <w:tblPr>
       <w:tblStyleRowBandSize w:val="1"/>
@@ -9792,7 +9823,7 @@
       <w:spacing w:after="0" w:line="240" w:lineRule="auto"/>
     </w:pPr>
     <w:rPr>
-      <w:color w:val="FFFFFF" w:themeColor="background1"/>
+      <w:color w:val="000000"/>
     </w:rPr>
     <w:tblPr>
       <w:tblStyleRowBandSize w:val="1"/>
@@ -9906,7 +9937,7 @@
       <w:spacing w:after="0" w:line="240" w:lineRule="auto"/>
     </w:pPr>
     <w:rPr>
-      <w:color w:val="FFFFFF" w:themeColor="background1"/>
+      <w:color w:val="000000"/>
     </w:rPr>
     <w:tblPr>
       <w:tblStyleRowBandSize w:val="1"/>
@@ -10020,7 +10051,7 @@
       <w:spacing w:after="0" w:line="240" w:lineRule="auto"/>
     </w:pPr>
     <w:rPr>
-      <w:color w:val="FFFFFF" w:themeColor="background1"/>
+      <w:color w:val="000000"/>
     </w:rPr>
     <w:tblPr>
       <w:tblStyleRowBandSize w:val="1"/>
@@ -10134,7 +10165,7 @@
       <w:spacing w:after="0" w:line="240" w:lineRule="auto"/>
     </w:pPr>
     <w:rPr>
-      <w:color w:val="000000" w:themeColor="text1"/>
+      <w:color w:val="000000"/>
     </w:rPr>
     <w:tblPr>
       <w:tblStyleRowBandSize w:val="1"/>
@@ -10180,7 +10211,7 @@
       <w:rPr>
         <w:b/>
         <w:bCs/>
-        <w:color w:val="FFFFFF" w:themeColor="background1"/>
+        <w:color w:val="000000"/>
       </w:rPr>
       <w:tblPr/>
       <w:tcPr>
@@ -10192,7 +10223,7 @@
     </w:tblStylePr>
     <w:tblStylePr w:type="firstCol">
       <w:rPr>
-        <w:color w:val="FFFFFF" w:themeColor="background1"/>
+        <w:color w:val="000000"/>
       </w:rPr>
       <w:tblPr/>
       <w:tcPr>
@@ -10209,7 +10240,7 @@
     </w:tblStylePr>
     <w:tblStylePr w:type="lastCol">
       <w:rPr>
-        <w:color w:val="FFFFFF" w:themeColor="background1"/>
+        <w:color w:val="000000"/>
       </w:rPr>
       <w:tblPr/>
       <w:tcPr>
@@ -10238,12 +10269,12 @@
     </w:tblStylePr>
     <w:tblStylePr w:type="neCell">
       <w:rPr>
-        <w:color w:val="000000" w:themeColor="text1"/>
+        <w:color w:val="000000"/>
       </w:rPr>
     </w:tblStylePr>
     <w:tblStylePr w:type="nwCell">
       <w:rPr>
-        <w:color w:val="000000" w:themeColor="text1"/>
+        <w:color w:val="000000"/>
       </w:rPr>
     </w:tblStylePr>
   </w:style>
@@ -10256,7 +10287,7 @@
       <w:spacing w:after="0" w:line="240" w:lineRule="auto"/>
     </w:pPr>
     <w:rPr>
-      <w:color w:val="000000" w:themeColor="text1"/>
+      <w:color w:val="000000"/>
     </w:rPr>
     <w:tblPr>
       <w:tblStyleRowBandSize w:val="1"/>
@@ -10302,7 +10333,7 @@
       <w:rPr>
         <w:b/>
         <w:bCs/>
-        <w:color w:val="FFFFFF" w:themeColor="background1"/>
+        <w:color w:val="000000"/>
       </w:rPr>
       <w:tblPr/>
       <w:tcPr>
@@ -10314,7 +10345,7 @@
     </w:tblStylePr>
     <w:tblStylePr w:type="firstCol">
       <w:rPr>
-        <w:color w:val="FFFFFF" w:themeColor="background1"/>
+        <w:color w:val="000000"/>
       </w:rPr>
       <w:tblPr/>
       <w:tcPr>
@@ -10331,7 +10362,7 @@
     </w:tblStylePr>
     <w:tblStylePr w:type="lastCol">
       <w:rPr>
-        <w:color w:val="FFFFFF" w:themeColor="background1"/>
+        <w:color w:val="000000"/>
       </w:rPr>
       <w:tblPr/>
       <w:tcPr>
@@ -10360,12 +10391,12 @@
     </w:tblStylePr>
     <w:tblStylePr w:type="neCell">
       <w:rPr>
-        <w:color w:val="000000" w:themeColor="text1"/>
+        <w:color w:val="000000"/>
       </w:rPr>
     </w:tblStylePr>
     <w:tblStylePr w:type="nwCell">
       <w:rPr>
-        <w:color w:val="000000" w:themeColor="text1"/>
+        <w:color w:val="000000"/>
       </w:rPr>
     </w:tblStylePr>
   </w:style>
@@ -10378,7 +10409,7 @@
       <w:spacing w:after="0" w:line="240" w:lineRule="auto"/>
     </w:pPr>
     <w:rPr>
-      <w:color w:val="000000" w:themeColor="text1"/>
+      <w:color w:val="000000"/>
     </w:rPr>
     <w:tblPr>
       <w:tblStyleRowBandSize w:val="1"/>
@@ -10424,7 +10455,7 @@
       <w:rPr>
         <w:b/>
         <w:bCs/>
-        <w:color w:val="FFFFFF" w:themeColor="background1"/>
+        <w:color w:val="000000"/>
       </w:rPr>
       <w:tblPr/>
       <w:tcPr>
@@ -10436,7 +10467,7 @@
     </w:tblStylePr>
     <w:tblStylePr w:type="firstCol">
       <w:rPr>
-        <w:color w:val="FFFFFF" w:themeColor="background1"/>
+        <w:color w:val="000000"/>
       </w:rPr>
       <w:tblPr/>
       <w:tcPr>
@@ -10453,7 +10484,7 @@
     </w:tblStylePr>
     <w:tblStylePr w:type="lastCol">
       <w:rPr>
-        <w:color w:val="FFFFFF" w:themeColor="background1"/>
+        <w:color w:val="000000"/>
       </w:rPr>
       <w:tblPr/>
       <w:tcPr>
@@ -10482,12 +10513,12 @@
     </w:tblStylePr>
     <w:tblStylePr w:type="neCell">
       <w:rPr>
-        <w:color w:val="000000" w:themeColor="text1"/>
+        <w:color w:val="000000"/>
       </w:rPr>
     </w:tblStylePr>
     <w:tblStylePr w:type="nwCell">
       <w:rPr>
-        <w:color w:val="000000" w:themeColor="text1"/>
+        <w:color w:val="000000"/>
       </w:rPr>
     </w:tblStylePr>
   </w:style>
@@ -10500,7 +10531,7 @@
       <w:spacing w:after="0" w:line="240" w:lineRule="auto"/>
     </w:pPr>
     <w:rPr>
-      <w:color w:val="000000" w:themeColor="text1"/>
+      <w:color w:val="000000"/>
     </w:rPr>
     <w:tblPr>
       <w:tblStyleRowBandSize w:val="1"/>
@@ -10546,7 +10577,7 @@
       <w:rPr>
         <w:b/>
         <w:bCs/>
-        <w:color w:val="FFFFFF" w:themeColor="background1"/>
+        <w:color w:val="000000"/>
       </w:rPr>
       <w:tblPr/>
       <w:tcPr>
@@ -10558,7 +10589,7 @@
     </w:tblStylePr>
     <w:tblStylePr w:type="firstCol">
       <w:rPr>
-        <w:color w:val="FFFFFF" w:themeColor="background1"/>
+        <w:color w:val="000000"/>
       </w:rPr>
       <w:tblPr/>
       <w:tcPr>
@@ -10575,7 +10606,7 @@
     </w:tblStylePr>
     <w:tblStylePr w:type="lastCol">
       <w:rPr>
-        <w:color w:val="FFFFFF" w:themeColor="background1"/>
+        <w:color w:val="000000"/>
       </w:rPr>
       <w:tblPr/>
       <w:tcPr>
@@ -10612,7 +10643,7 @@
       <w:spacing w:after="0" w:line="240" w:lineRule="auto"/>
     </w:pPr>
     <w:rPr>
-      <w:color w:val="000000" w:themeColor="text1"/>
+      <w:color w:val="000000"/>
     </w:rPr>
     <w:tblPr>
       <w:tblStyleRowBandSize w:val="1"/>
@@ -10658,7 +10689,7 @@
       <w:rPr>
         <w:b/>
         <w:bCs/>
-        <w:color w:val="FFFFFF" w:themeColor="background1"/>
+        <w:color w:val="000000"/>
       </w:rPr>
       <w:tblPr/>
       <w:tcPr>
@@ -10670,7 +10701,7 @@
     </w:tblStylePr>
     <w:tblStylePr w:type="firstCol">
       <w:rPr>
-        <w:color w:val="FFFFFF" w:themeColor="background1"/>
+        <w:color w:val="000000"/>
       </w:rPr>
       <w:tblPr/>
       <w:tcPr>
@@ -10687,7 +10718,7 @@
     </w:tblStylePr>
     <w:tblStylePr w:type="lastCol">
       <w:rPr>
-        <w:color w:val="FFFFFF" w:themeColor="background1"/>
+        <w:color w:val="000000"/>
       </w:rPr>
       <w:tblPr/>
       <w:tcPr>
@@ -10716,12 +10747,12 @@
     </w:tblStylePr>
     <w:tblStylePr w:type="neCell">
       <w:rPr>
-        <w:color w:val="000000" w:themeColor="text1"/>
+        <w:color w:val="000000"/>
       </w:rPr>
     </w:tblStylePr>
     <w:tblStylePr w:type="nwCell">
       <w:rPr>
-        <w:color w:val="000000" w:themeColor="text1"/>
+        <w:color w:val="000000"/>
       </w:rPr>
     </w:tblStylePr>
   </w:style>
@@ -10734,7 +10765,7 @@
       <w:spacing w:after="0" w:line="240" w:lineRule="auto"/>
     </w:pPr>
     <w:rPr>
-      <w:color w:val="000000" w:themeColor="text1"/>
+      <w:color w:val="000000"/>
     </w:rPr>
     <w:tblPr>
       <w:tblStyleRowBandSize w:val="1"/>
@@ -10780,7 +10811,7 @@
       <w:rPr>
         <w:b/>
         <w:bCs/>
-        <w:color w:val="FFFFFF" w:themeColor="background1"/>
+        <w:color w:val="000000"/>
       </w:rPr>
       <w:tblPr/>
       <w:tcPr>
@@ -10792,7 +10823,7 @@
     </w:tblStylePr>
     <w:tblStylePr w:type="firstCol">
       <w:rPr>
-        <w:color w:val="FFFFFF" w:themeColor="background1"/>
+        <w:color w:val="000000"/>
       </w:rPr>
       <w:tblPr/>
       <w:tcPr>
@@ -10809,7 +10840,7 @@
     </w:tblStylePr>
     <w:tblStylePr w:type="lastCol">
       <w:rPr>
-        <w:color w:val="FFFFFF" w:themeColor="background1"/>
+        <w:color w:val="000000"/>
       </w:rPr>
       <w:tblPr/>
       <w:tcPr>
@@ -10838,12 +10869,12 @@
     </w:tblStylePr>
     <w:tblStylePr w:type="neCell">
       <w:rPr>
-        <w:color w:val="000000" w:themeColor="text1"/>
+        <w:color w:val="000000"/>
       </w:rPr>
     </w:tblStylePr>
     <w:tblStylePr w:type="nwCell">
       <w:rPr>
-        <w:color w:val="000000" w:themeColor="text1"/>
+        <w:color w:val="000000"/>
       </w:rPr>
     </w:tblStylePr>
   </w:style>
@@ -10856,7 +10887,7 @@
       <w:spacing w:after="0" w:line="240" w:lineRule="auto"/>
     </w:pPr>
     <w:rPr>
-      <w:color w:val="000000" w:themeColor="text1"/>
+      <w:color w:val="000000"/>
     </w:rPr>
     <w:tblPr>
       <w:tblStyleRowBandSize w:val="1"/>
@@ -10902,7 +10933,7 @@
       <w:rPr>
         <w:b/>
         <w:bCs/>
-        <w:color w:val="FFFFFF" w:themeColor="background1"/>
+        <w:color w:val="000000"/>
       </w:rPr>
       <w:tblPr/>
       <w:tcPr>
@@ -10914,7 +10945,7 @@
     </w:tblStylePr>
     <w:tblStylePr w:type="firstCol">
       <w:rPr>
-        <w:color w:val="FFFFFF" w:themeColor="background1"/>
+        <w:color w:val="000000"/>
       </w:rPr>
       <w:tblPr/>
       <w:tcPr>
@@ -10931,7 +10962,7 @@
     </w:tblStylePr>
     <w:tblStylePr w:type="lastCol">
       <w:rPr>
-        <w:color w:val="FFFFFF" w:themeColor="background1"/>
+        <w:color w:val="000000"/>
       </w:rPr>
       <w:tblPr/>
       <w:tcPr>
@@ -10960,12 +10991,12 @@
     </w:tblStylePr>
     <w:tblStylePr w:type="neCell">
       <w:rPr>
-        <w:color w:val="000000" w:themeColor="text1"/>
+        <w:color w:val="000000"/>
       </w:rPr>
     </w:tblStylePr>
     <w:tblStylePr w:type="nwCell">
       <w:rPr>
-        <w:color w:val="000000" w:themeColor="text1"/>
+        <w:color w:val="000000"/>
       </w:rPr>
     </w:tblStylePr>
   </w:style>
@@ -10978,7 +11009,7 @@
       <w:spacing w:after="0" w:line="240" w:lineRule="auto"/>
     </w:pPr>
     <w:rPr>
-      <w:color w:val="000000" w:themeColor="text1"/>
+      <w:color w:val="000000"/>
     </w:rPr>
     <w:tblPr>
       <w:tblStyleRowBandSize w:val="1"/>
@@ -10998,7 +11029,7 @@
       <w:rPr>
         <w:b/>
         <w:bCs/>
-        <w:color w:val="FFFFFF" w:themeColor="background1"/>
+        <w:color w:val="000000"/>
       </w:rPr>
       <w:tblPr/>
       <w:tcPr>
@@ -11012,7 +11043,7 @@
       <w:rPr>
         <w:b/>
         <w:bCs/>
-        <w:color w:val="9E3A38" w:themeColor="accent2" w:themeShade="CC"/>
+        <w:color w:val="000000"/>
       </w:rPr>
       <w:tblPr/>
       <w:tcPr>
@@ -11064,7 +11095,7 @@
       <w:spacing w:after="0" w:line="240" w:lineRule="auto"/>
     </w:pPr>
     <w:rPr>
-      <w:color w:val="000000" w:themeColor="text1"/>
+      <w:color w:val="000000"/>
     </w:rPr>
     <w:tblPr>
       <w:tblStyleRowBandSize w:val="1"/>
@@ -11084,7 +11115,7 @@
       <w:rPr>
         <w:b/>
         <w:bCs/>
-        <w:color w:val="FFFFFF" w:themeColor="background1"/>
+        <w:color w:val="000000"/>
       </w:rPr>
       <w:tblPr/>
       <w:tcPr>
@@ -11098,7 +11129,7 @@
       <w:rPr>
         <w:b/>
         <w:bCs/>
-        <w:color w:val="9E3A38" w:themeColor="accent2" w:themeShade="CC"/>
+        <w:color w:val="000000"/>
       </w:rPr>
       <w:tblPr/>
       <w:tcPr>
@@ -11150,7 +11181,7 @@
       <w:spacing w:after="0" w:line="240" w:lineRule="auto"/>
     </w:pPr>
     <w:rPr>
-      <w:color w:val="000000" w:themeColor="text1"/>
+      <w:color w:val="000000"/>
     </w:rPr>
     <w:tblPr>
       <w:tblStyleRowBandSize w:val="1"/>
@@ -11170,7 +11201,7 @@
       <w:rPr>
         <w:b/>
         <w:bCs/>
-        <w:color w:val="FFFFFF" w:themeColor="background1"/>
+        <w:color w:val="000000"/>
       </w:rPr>
       <w:tblPr/>
       <w:tcPr>
@@ -11184,7 +11215,7 @@
       <w:rPr>
         <w:b/>
         <w:bCs/>
-        <w:color w:val="9E3A38" w:themeColor="accent2" w:themeShade="CC"/>
+        <w:color w:val="000000"/>
       </w:rPr>
       <w:tblPr/>
       <w:tcPr>
@@ -11236,7 +11267,7 @@
       <w:spacing w:after="0" w:line="240" w:lineRule="auto"/>
     </w:pPr>
     <w:rPr>
-      <w:color w:val="000000" w:themeColor="text1"/>
+      <w:color w:val="000000"/>
     </w:rPr>
     <w:tblPr>
       <w:tblStyleRowBandSize w:val="1"/>
@@ -11256,7 +11287,7 @@
       <w:rPr>
         <w:b/>
         <w:bCs/>
-        <w:color w:val="FFFFFF" w:themeColor="background1"/>
+        <w:color w:val="000000"/>
       </w:rPr>
       <w:tblPr/>
       <w:tcPr>
@@ -11270,7 +11301,7 @@
       <w:rPr>
         <w:b/>
         <w:bCs/>
-        <w:color w:val="664E82" w:themeColor="accent4" w:themeShade="CC"/>
+        <w:color w:val="000000"/>
       </w:rPr>
       <w:tblPr/>
       <w:tcPr>
@@ -11322,7 +11353,7 @@
       <w:spacing w:after="0" w:line="240" w:lineRule="auto"/>
     </w:pPr>
     <w:rPr>
-      <w:color w:val="000000" w:themeColor="text1"/>
+      <w:color w:val="000000"/>
     </w:rPr>
     <w:tblPr>
       <w:tblStyleRowBandSize w:val="1"/>
@@ -11342,7 +11373,7 @@
       <w:rPr>
         <w:b/>
         <w:bCs/>
-        <w:color w:val="FFFFFF" w:themeColor="background1"/>
+        <w:color w:val="000000"/>
       </w:rPr>
       <w:tblPr/>
       <w:tcPr>
@@ -11356,7 +11387,7 @@
       <w:rPr>
         <w:b/>
         <w:bCs/>
-        <w:color w:val="7E9C40" w:themeColor="accent3" w:themeShade="CC"/>
+        <w:color w:val="000000"/>
       </w:rPr>
       <w:tblPr/>
       <w:tcPr>
@@ -11408,7 +11439,7 @@
       <w:spacing w:after="0" w:line="240" w:lineRule="auto"/>
     </w:pPr>
     <w:rPr>
-      <w:color w:val="000000" w:themeColor="text1"/>
+      <w:color w:val="000000"/>
     </w:rPr>
     <w:tblPr>
       <w:tblStyleRowBandSize w:val="1"/>
@@ -11428,7 +11459,7 @@
       <w:rPr>
         <w:b/>
         <w:bCs/>
-        <w:color w:val="FFFFFF" w:themeColor="background1"/>
+        <w:color w:val="000000"/>
       </w:rPr>
       <w:tblPr/>
       <w:tcPr>
@@ -11442,7 +11473,7 @@
       <w:rPr>
         <w:b/>
         <w:bCs/>
-        <w:color w:val="F2730A" w:themeColor="accent6" w:themeShade="CC"/>
+        <w:color w:val="000000"/>
       </w:rPr>
       <w:tblPr/>
       <w:tcPr>
@@ -11494,7 +11525,7 @@
       <w:spacing w:after="0" w:line="240" w:lineRule="auto"/>
     </w:pPr>
     <w:rPr>
-      <w:color w:val="000000" w:themeColor="text1"/>
+      <w:color w:val="000000"/>
     </w:rPr>
     <w:tblPr>
       <w:tblStyleRowBandSize w:val="1"/>
@@ -11514,7 +11545,7 @@
       <w:rPr>
         <w:b/>
         <w:bCs/>
-        <w:color w:val="FFFFFF" w:themeColor="background1"/>
+        <w:color w:val="000000"/>
       </w:rPr>
       <w:tblPr/>
       <w:tcPr>
@@ -11528,7 +11559,7 @@
       <w:rPr>
         <w:b/>
         <w:bCs/>
-        <w:color w:val="348DA5" w:themeColor="accent5" w:themeShade="CC"/>
+        <w:color w:val="000000"/>
       </w:rPr>
       <w:tblPr/>
       <w:tcPr>
@@ -11580,7 +11611,7 @@
       <w:spacing w:after="0" w:line="240" w:lineRule="auto"/>
     </w:pPr>
     <w:rPr>
-      <w:color w:val="000000" w:themeColor="text1"/>
+      <w:color w:val="000000"/>
     </w:rPr>
     <w:tblPr>
       <w:tblStyleRowBandSize w:val="1"/>
@@ -11613,7 +11644,7 @@
       <w:rPr>
         <w:b/>
         <w:bCs/>
-        <w:color w:val="000000" w:themeColor="text1"/>
+        <w:color w:val="000000"/>
       </w:rPr>
       <w:tblPr/>
       <w:tcPr>
@@ -11622,7 +11653,7 @@
     </w:tblStylePr>
     <w:tblStylePr w:type="firstCol">
       <w:rPr>
-        <w:color w:val="FFFFFF" w:themeColor="background1"/>
+        <w:color w:val="000000"/>
       </w:rPr>
       <w:tblPr/>
       <w:tcPr>
@@ -11631,7 +11662,7 @@
     </w:tblStylePr>
     <w:tblStylePr w:type="lastCol">
       <w:rPr>
-        <w:color w:val="FFFFFF" w:themeColor="background1"/>
+        <w:color w:val="000000"/>
       </w:rPr>
       <w:tblPr/>
       <w:tcPr>
@@ -11660,7 +11691,7 @@
       <w:spacing w:after="0" w:line="240" w:lineRule="auto"/>
     </w:pPr>
     <w:rPr>
-      <w:color w:val="000000" w:themeColor="text1"/>
+      <w:color w:val="000000"/>
     </w:rPr>
     <w:tblPr>
       <w:tblStyleRowBandSize w:val="1"/>
@@ -11693,7 +11724,7 @@
       <w:rPr>
         <w:b/>
         <w:bCs/>
-        <w:color w:val="000000" w:themeColor="text1"/>
+        <w:color w:val="000000"/>
       </w:rPr>
       <w:tblPr/>
       <w:tcPr>
@@ -11702,7 +11733,7 @@
     </w:tblStylePr>
     <w:tblStylePr w:type="firstCol">
       <w:rPr>
-        <w:color w:val="FFFFFF" w:themeColor="background1"/>
+        <w:color w:val="000000"/>
       </w:rPr>
       <w:tblPr/>
       <w:tcPr>
@@ -11711,7 +11742,7 @@
     </w:tblStylePr>
     <w:tblStylePr w:type="lastCol">
       <w:rPr>
-        <w:color w:val="FFFFFF" w:themeColor="background1"/>
+        <w:color w:val="000000"/>
       </w:rPr>
       <w:tblPr/>
       <w:tcPr>
@@ -11740,7 +11771,7 @@
       <w:spacing w:after="0" w:line="240" w:lineRule="auto"/>
     </w:pPr>
     <w:rPr>
-      <w:color w:val="000000" w:themeColor="text1"/>
+      <w:color w:val="000000"/>
     </w:rPr>
     <w:tblPr>
       <w:tblStyleRowBandSize w:val="1"/>
@@ -11773,7 +11804,7 @@
       <w:rPr>
         <w:b/>
         <w:bCs/>
-        <w:color w:val="000000" w:themeColor="text1"/>
+        <w:color w:val="000000"/>
       </w:rPr>
       <w:tblPr/>
       <w:tcPr>
@@ -11782,7 +11813,7 @@
     </w:tblStylePr>
     <w:tblStylePr w:type="firstCol">
       <w:rPr>
-        <w:color w:val="FFFFFF" w:themeColor="background1"/>
+        <w:color w:val="000000"/>
       </w:rPr>
       <w:tblPr/>
       <w:tcPr>
@@ -11791,7 +11822,7 @@
     </w:tblStylePr>
     <w:tblStylePr w:type="lastCol">
       <w:rPr>
-        <w:color w:val="FFFFFF" w:themeColor="background1"/>
+        <w:color w:val="000000"/>
       </w:rPr>
       <w:tblPr/>
       <w:tcPr>
@@ -11820,7 +11851,7 @@
       <w:spacing w:after="0" w:line="240" w:lineRule="auto"/>
     </w:pPr>
     <w:rPr>
-      <w:color w:val="000000" w:themeColor="text1"/>
+      <w:color w:val="000000"/>
     </w:rPr>
     <w:tblPr>
       <w:tblStyleRowBandSize w:val="1"/>
@@ -11853,7 +11884,7 @@
       <w:rPr>
         <w:b/>
         <w:bCs/>
-        <w:color w:val="000000" w:themeColor="text1"/>
+        <w:color w:val="000000"/>
       </w:rPr>
       <w:tblPr/>
       <w:tcPr>
@@ -11862,7 +11893,7 @@
     </w:tblStylePr>
     <w:tblStylePr w:type="firstCol">
       <w:rPr>
-        <w:color w:val="FFFFFF" w:themeColor="background1"/>
+        <w:color w:val="000000"/>
       </w:rPr>
       <w:tblPr/>
       <w:tcPr>
@@ -11871,7 +11902,7 @@
     </w:tblStylePr>
     <w:tblStylePr w:type="lastCol">
       <w:rPr>
-        <w:color w:val="FFFFFF" w:themeColor="background1"/>
+        <w:color w:val="000000"/>
       </w:rPr>
       <w:tblPr/>
       <w:tcPr>
@@ -11900,7 +11931,7 @@
       <w:spacing w:after="0" w:line="240" w:lineRule="auto"/>
     </w:pPr>
     <w:rPr>
-      <w:color w:val="000000" w:themeColor="text1"/>
+      <w:color w:val="000000"/>
     </w:rPr>
     <w:tblPr>
       <w:tblStyleRowBandSize w:val="1"/>
@@ -11933,7 +11964,7 @@
       <w:rPr>
         <w:b/>
         <w:bCs/>
-        <w:color w:val="000000" w:themeColor="text1"/>
+        <w:color w:val="000000"/>
       </w:rPr>
       <w:tblPr/>
       <w:tcPr>
@@ -11942,7 +11973,7 @@
     </w:tblStylePr>
     <w:tblStylePr w:type="firstCol">
       <w:rPr>
-        <w:color w:val="FFFFFF" w:themeColor="background1"/>
+        <w:color w:val="000000"/>
       </w:rPr>
       <w:tblPr/>
       <w:tcPr>
@@ -11951,7 +11982,7 @@
     </w:tblStylePr>
     <w:tblStylePr w:type="lastCol">
       <w:rPr>
-        <w:color w:val="FFFFFF" w:themeColor="background1"/>
+        <w:color w:val="000000"/>
       </w:rPr>
       <w:tblPr/>
       <w:tcPr>
@@ -11980,7 +12011,7 @@
       <w:spacing w:after="0" w:line="240" w:lineRule="auto"/>
     </w:pPr>
     <w:rPr>
-      <w:color w:val="000000" w:themeColor="text1"/>
+      <w:color w:val="000000"/>
     </w:rPr>
     <w:tblPr>
       <w:tblStyleRowBandSize w:val="1"/>
@@ -12013,7 +12044,7 @@
       <w:rPr>
         <w:b/>
         <w:bCs/>
-        <w:color w:val="000000" w:themeColor="text1"/>
+        <w:color w:val="000000"/>
       </w:rPr>
       <w:tblPr/>
       <w:tcPr>
@@ -12022,7 +12053,7 @@
     </w:tblStylePr>
     <w:tblStylePr w:type="firstCol">
       <w:rPr>
-        <w:color w:val="FFFFFF" w:themeColor="background1"/>
+        <w:color w:val="000000"/>
       </w:rPr>
       <w:tblPr/>
       <w:tcPr>
@@ -12031,7 +12062,7 @@
     </w:tblStylePr>
     <w:tblStylePr w:type="lastCol">
       <w:rPr>
-        <w:color w:val="FFFFFF" w:themeColor="background1"/>
+        <w:color w:val="000000"/>
       </w:rPr>
       <w:tblPr/>
       <w:tcPr>
@@ -12060,7 +12091,7 @@
       <w:spacing w:after="0" w:line="240" w:lineRule="auto"/>
     </w:pPr>
     <w:rPr>
-      <w:color w:val="000000" w:themeColor="text1"/>
+      <w:color w:val="000000"/>
     </w:rPr>
     <w:tblPr>
       <w:tblStyleRowBandSize w:val="1"/>
@@ -12093,7 +12124,7 @@
       <w:rPr>
         <w:b/>
         <w:bCs/>
-        <w:color w:val="000000" w:themeColor="text1"/>
+        <w:color w:val="000000"/>
       </w:rPr>
       <w:tblPr/>
       <w:tcPr>
@@ -12102,7 +12133,7 @@
     </w:tblStylePr>
     <w:tblStylePr w:type="firstCol">
       <w:rPr>
-        <w:color w:val="FFFFFF" w:themeColor="background1"/>
+        <w:color w:val="000000"/>
       </w:rPr>
       <w:tblPr/>
       <w:tcPr>
@@ -12111,7 +12142,7 @@
     </w:tblStylePr>
     <w:tblStylePr w:type="lastCol">
       <w:rPr>
-        <w:color w:val="FFFFFF" w:themeColor="background1"/>
+        <w:color w:val="000000"/>
       </w:rPr>
       <w:tblPr/>
       <w:tcPr>
@@ -23947,34 +23978,34 @@
         <a:sysClr val="window" lastClr="FFFFFF"/>
       </a:lt1>
       <a:dk2>
-        <a:srgbClr val="1F497D"/>
+        <a:srgbClr val="000000"/>
       </a:dk2>
       <a:lt2>
-        <a:srgbClr val="EEECE1"/>
+        <a:srgbClr val="000000"/>
       </a:lt2>
       <a:accent1>
-        <a:srgbClr val="4F81BD"/>
+        <a:srgbClr val="000000"/>
       </a:accent1>
       <a:accent2>
-        <a:srgbClr val="C0504D"/>
+        <a:srgbClr val="000000"/>
       </a:accent2>
       <a:accent3>
-        <a:srgbClr val="9BBB59"/>
+        <a:srgbClr val="000000"/>
       </a:accent3>
       <a:accent4>
-        <a:srgbClr val="8064A2"/>
+        <a:srgbClr val="000000"/>
       </a:accent4>
       <a:accent5>
-        <a:srgbClr val="4BACC6"/>
+        <a:srgbClr val="000000"/>
       </a:accent5>
       <a:accent6>
-        <a:srgbClr val="F79646"/>
+        <a:srgbClr val="000000"/>
       </a:accent6>
       <a:hlink>
-        <a:srgbClr val="0000FF"/>
+        <a:srgbClr val="000000"/>
       </a:hlink>
       <a:folHlink>
-        <a:srgbClr val="800080"/>
+        <a:srgbClr val="000000"/>
       </a:folHlink>
     </a:clrScheme>
     <a:fontScheme name="Office">
